--- a/MIGATO_Propuesta_Presupuesto_Minimo_Partido.docx
+++ b/MIGATO_Propuesta_Presupuesto_Minimo_Partido.docx
@@ -1,51 +1,223 @@
 
 <file path=word/document.xml><?xml version="1.0" encoding="utf-8"?>
-<w:document xmlns:w="http://schemas.openxmlformats.org/wordprocessingml/2006/main">
+<w:document xmlns:w="http://schemas.openxmlformats.org/wordprocessingml/2006/main" xmlns:r="http://schemas.openxmlformats.org/officeDocument/2006/relationships">
   <w:body>
     <w:p>
       <w:pPr>
         <w:jc w:val="center"/>
-        <w:spacing w:before="40" w:after="40"/>
+        <w:spacing w:before="120" w:after="40"/>
       </w:pPr>
       <w:r>
         <w:rPr>
           <w:b/>
-          <w:color w:val="0369A1"/>
-          <w:sz w:val="18"/>
-        </w:rPr>
-        <w:t>ESTADO MONAGAS • MOVIMIENTO INDEPENDIENTE GANAMOS TODOS (MIGATO) • COMANDO EL GATO BRICEÑO</w:t>
+          <w:sz w:val="24"/>
+          <w:color w:val="0F172A"/>
+        </w:rPr>
+        <w:t>REPÚBLICA BOLIVARIANA DE VENEZUELA</w:t>
       </w:r>
     </w:p>
     <w:p>
       <w:pPr>
         <w:jc w:val="center"/>
-        <w:spacing w:before="40" w:after="100"/>
+        <w:spacing w:after="40"/>
       </w:pPr>
       <w:r>
         <w:rPr>
           <w:b/>
+          <w:sz w:val="22"/>
+          <w:color w:val="0284C7"/>
+        </w:rPr>
+        <w:t>MOVIMIENTO INDEPENDIENTE GANAMOS TODOS (MIGATO)</w:t>
+      </w:r>
+    </w:p>
+    <w:p>
+      <w:pPr>
+        <w:jc w:val="center"/>
+        <w:spacing w:after="200"/>
+      </w:pPr>
+      <w:r>
+        <w:rPr>
+          <w:sz w:val="20"/>
+          <w:color w:val="475569"/>
+        </w:rPr>
+        <w:t>DIRECCIÓN GENERAL DE ESTRATEGIA Y SALA SITUACIONAL REGIONAL</w:t>
+      </w:r>
+    </w:p>
+    <w:p>
+      <w:pPr>
+        <w:jc w:val="center"/>
+        <w:spacing w:before="140" w:after="200"/>
+      </w:pPr>
+      <w:r>
+        <w:drawing>
+          <wp:inline xmlns:wp="http://schemas.openxmlformats.org/drawingml/2006/wordprocessingDrawing" distT="0" distB="0" distL="0" distR="0">
+            <wp:extent cx="1350000" cy="1350000"/>
+            <wp:docPr id="1" name="Logo MIGATO"/>
+            <a:graphic xmlns:a="http://schemas.openxmlformats.org/drawingml/2006/main">
+              <a:graphicData uri="http://schemas.openxmlformats.org/drawingml/2006/picture">
+                <pic:pic xmlns:pic="http://schemas.openxmlformats.org/drawingml/2006/picture">
+                  <pic:nvPicPr>
+                    <pic:cNvPr id="0" name="Logo"/>
+                    <pic:cNvPicPr/>
+                  </pic:nvPicPr>
+                  <pic:blipFill>
+                    <a:blip xmlns:r="http://schemas.openxmlformats.org/officeDocument/2006/relationships" r:embed="rIdLogo"/>
+                    <a:stretch>
+                      <a:fillRect/>
+                    </a:stretch>
+                  </pic:blipFill>
+                  <pic:spPr>
+                    <a:xfrm>
+                      <a:off x="0" y="0"/>
+                      <a:ext cx="1350000" cy="1350000"/>
+                    </a:xfrm>
+                    <a:prstGeom prst="rect">
+                      <a:avLst/>
+                    </a:prstGeom>
+                  </pic:spPr>
+                </pic:pic>
+              </a:graphicData>
+            </a:graphic>
+          </wp:inline>
+        </w:drawing>
+      </w:r>
+    </w:p>
+    <w:p>
+      <w:pPr>
+        <w:jc w:val="center"/>
+        <w:spacing w:before="180" w:after="80"/>
+      </w:pPr>
+      <w:r>
+        <w:rPr>
+          <w:b/>
+          <w:sz w:val="30"/>
           <w:color w:val="0F172A"/>
-          <w:sz w:val="30"/>
-        </w:rPr>
-        <w:t>PROPUESTA TÉCNICO-ESTRATÉGICA Y PRESUPUESTO MÍNIMO OPERATIVO:
-PLATAFORMA TERRITORIAL MIGATO MONAGAS 2026</w:t>
+        </w:rPr>
+        <w:t>DICTAMEN TÉCNICO-ESTRATÉGICO Y ESTUDIO DE FACTIBILIDAD: ARQUITECTURA DE INTELIGENCIA TERRITORIAL, BLINDAJE CIBERNÉTICO Y PRESUPUESTO MÍNIMO OPERATIVO</w:t>
+      </w:r>
+    </w:p>
+    <w:p>
+      <w:pPr>
+        <w:jc w:val="center"/>
+        <w:spacing w:after="260"/>
+      </w:pPr>
+      <w:r>
+        <w:rPr>
+          <w:i/>
+          <w:sz w:val="23"/>
+          <w:color w:val="0284C7"/>
+        </w:rPr>
+        <w:t>Manual Doctrinal, Evaluación de los Cinco Módulos de Mando Táctico y Protocolo de Pruebas de Hacking Ético en Servidor VPS Soberano</w:t>
+      </w:r>
+    </w:p>
+    <w:p>
+      <w:pPr>
+        <w:jc w:val="center"/>
+        <w:spacing w:before="380" w:after="30"/>
+      </w:pPr>
+      <w:r>
+        <w:rPr>
+          <w:b/>
+          <w:sz w:val="22"/>
+          <w:color w:val="334155"/>
+        </w:rPr>
+        <w:t>Comando de Campaña y Dirección Estratégica</w:t>
+      </w:r>
+    </w:p>
+    <w:p>
+      <w:pPr>
+        <w:jc w:val="center"/>
+        <w:spacing w:after="30"/>
+      </w:pPr>
+      <w:r>
+        <w:rPr>
+          <w:sz w:val="20"/>
+          <w:color w:val="64748B"/>
+        </w:rPr>
+        <w:t>Bajo el Liderazgo Político y Gerencial de José Gregorio "El Gato" Briceño</w:t>
+      </w:r>
+    </w:p>
+    <w:p>
+      <w:pPr>
+        <w:jc w:val="center"/>
+        <w:spacing w:after="260"/>
+      </w:pPr>
+      <w:r>
+        <w:rPr>
+          <w:sz w:val="20"/>
+          <w:color w:val="64748B"/>
+        </w:rPr>
+        <w:t>Maturín, Estado Monagas • Septiembre de 2026</w:t>
+      </w:r>
+    </w:p>
+    <w:p>
+      <w:r>
+        <w:br w:type="page"/>
+      </w:r>
+    </w:p>
+    <w:p>
+      <w:pPr>
+        <w:pStyle w:val="Heading1"/>
+      </w:pPr>
+      <w:r>
+        <w:t>RESUMEN EJECUTIVO (ABSTRACT INSTITUCIONAL Y FINANCIERO)</w:t>
+      </w:r>
+    </w:p>
+    <w:p>
+      <w:pPr>
+        <w:jc w:val="both"/>
+        <w:spacing w:line="360" w:after="140"/>
+      </w:pPr>
+      <w:r>
+        <w:rPr>
+          <w:sz w:val="24"/>
+          <w:color w:val="1E293B"/>
+        </w:rPr>
+        <w:t>El presente dictamen formaliza la evaluación técnico-operativa y el estudio de factibilidad financiera para el despliegue soberano de la Plataforma Territorial MIGATO en el Estado Monagas. Concebida bajo la doctrina gerencial de libre mercado y eficiencia privada liderada por José Gregorio 'El Gato' Briceño, la herramienta le otorga al movimiento el control estratégico absoluto de la información en tiempo real, erradicando la improvisación, el espionaje y la dispersión en grupos vulnerables de mensajería.</w:t>
+      </w:r>
+    </w:p>
+    <w:p>
+      <w:pPr>
+        <w:jc w:val="both"/>
+        <w:spacing w:line="360" w:after="140"/>
+      </w:pPr>
+      <w:r>
+        <w:rPr>
+          <w:sz w:val="24"/>
+          <w:color w:val="1E293B"/>
+        </w:rPr>
+        <w:t>A diferencia de la administración pública oficialista que colapsó los servicios del estado y somete a la ciudadanía mediante censos de extorsión, MIGATO articula cinco módulos complementarios (Despacho Celular Seguro, Censo con Protocolo de Buzón Ciego de Cero Residuos, Auditoría Electoral CNE con Validación QR en 2 Segundos, Cartografía Satelital 3D con Atenuación Velo Blanco y Auditoría de la Red Asistencial de 84 Centros de Salud).</w:t>
+      </w:r>
+    </w:p>
+    <w:p>
+      <w:pPr>
+        <w:jc w:val="both"/>
+        <w:spacing w:line="360" w:after="140"/>
+      </w:pPr>
+      <w:r>
+        <w:rPr>
+          <w:sz w:val="24"/>
+          <w:color w:val="1E293B"/>
+        </w:rPr>
+        <w:t>Se somete a consideración del Comando Estratégico la aprobación de un presupuesto mínimo indispensable de arranque de ~$24.50 USD mensuales ($294.00 USD anuales) destinado exclusivamente a la contratación de un Servidor Virtual Privado (VPS) soberano y un Dominio Institucional Oficial con cifrado SSL de 256 bits. Dicha infraestructura permitirá realizar pruebas de estrés de concurrencia y ejecutar tests de penetración y hacking ético para blindar la base de datos frente a adversarios antes de la incorporación masiva de la estructura de base.</w:t>
       </w:r>
     </w:p>
     <w:p>
       <w:pPr>
         <w:pBdr>
-          <w:left w:val="single" w:sz="24" w:space="12" w:color="0284C7"/>
+          <w:left w:val="single" w:sz="24" w:space="14" w:color="0284C7"/>
         </w:pBdr>
         <w:shd w:val="clear" w:color="auto" w:fill="F0F9FF"/>
-        <w:spacing w:before="80" w:after="80"/>
+        <w:spacing w:line="360" w:before="120" w:after="140"/>
+        <w:jc w:val="both"/>
       </w:pPr>
       <w:r>
         <w:rPr>
           <w:i/>
+          <w:sz w:val="22"/>
           <w:color w:val="0369A1"/>
-          <w:sz w:val="20"/>
-        </w:rPr>
-        <w:t>Documento Ejecutivo para Evaluación y Financiamiento Inmediato | Destinatario: Comando Estratégico MIGATO / Despacho de El Gato Briceño | Solicitud: Servidor VPS Dedicado y Dominio Institucional (Fase 1)</w:t>
+        </w:rPr>
+        <w:t>«La reconstrucción de Monagas exige rigor gerencial, datos fidedignos e inexpugnabilidad tecnológica. Cada voto y cada comunidad deben defenderse con pruebas matemáticas en la mano.» — Comando Estratégico MIGATO.</w:t>
       </w:r>
     </w:p>
     <w:p>
@@ -53,25 +225,62 @@
         <w:pStyle w:val="Heading1"/>
       </w:pPr>
       <w:r>
-        <w:t>1. ¿Qué es MIGATO y por qué lo necesita nuestro movimiento con urgencia?</w:t>
-      </w:r>
-    </w:p>
-    <w:p>
-      <w:pPr>
-        <w:jc w:val="both"/>
-        <w:spacing w:after="80"/>
-      </w:pPr>
-      <w:r>
-        <w:t>MIGATO (Módulo Integral de Gestión, Auditoría y Territorio Organizado) es el arma tecnológica, gerencial y de inteligencia electoral desarrollada a la medida para devolverle al equipo de El Gato Briceño el control territorial de Monagas en tiempo real. Frente a los abusos y manipulaciones del régimen oficialista, nuestra estructura no puede seguir dependiendo de grupos informales de WhatsApp vulnerables a espionaje, infiltraciones y pérdida de información confidencial.</w:t>
-      </w:r>
-    </w:p>
-    <w:p>
-      <w:pPr>
-        <w:jc w:val="both"/>
-        <w:spacing w:after="80"/>
-      </w:pPr>
-      <w:r>
-        <w:t>Con MIGATO, todo el estado Monagas queda interconectado en un sistema privado, 100% independiente y blindado contra hackeos y confiscaciones en la calle, con estándares de alta gerencia capitalista.</w:t>
+        <w:t>CAPÍTULO I: MARCO DOCTRINAL Y GOBERNANZA CAPITALISTA DE EL GATO BRICEÑO</w:t>
+      </w:r>
+    </w:p>
+    <w:p>
+      <w:pPr>
+        <w:pStyle w:val="Heading2"/>
+      </w:pPr>
+      <w:r>
+        <w:t>1. Ruptura con el Estatismo y el Clientelismo Centralista</w:t>
+      </w:r>
+    </w:p>
+    <w:p>
+      <w:pPr>
+        <w:jc w:val="both"/>
+        <w:spacing w:line="360" w:after="140"/>
+      </w:pPr>
+      <w:r>
+        <w:rPr>
+          <w:sz w:val="24"/>
+          <w:color w:val="1E293B"/>
+        </w:rPr>
+        <w:t>Durante las últimas décadas, el modelo estatista y burocrático destruyó el aparato productivo y los servicios públicos del Estado Monagas. Hospitales sin insumos ni plantas de emergencia, acueductos paralizados, vialidad agrícola intransitable y apagones permanentes son el saldo de una gestión sustentada en la demagogia y la ineficiencia.</w:t>
+      </w:r>
+    </w:p>
+    <w:p>
+      <w:pPr>
+        <w:jc w:val="both"/>
+        <w:spacing w:line="360" w:after="140"/>
+      </w:pPr>
+      <w:r>
+        <w:rPr>
+          <w:sz w:val="24"/>
+          <w:color w:val="1E293B"/>
+        </w:rPr>
+        <w:t>El Movimiento Independiente Ganamos Todos (MIGATO), enraizado en la memoria de orden, grandes obras de infraestructura y probada solvencia gerencial del gobierno de El Gato Briceño, plantea un modelo diametralmente opuesto: supremacía del mérito técnico, defensa irrestricta de la iniciativa privada, transparencia contable y soberanía tecnológica. Esta plataforma es el instrumento operativo para demostrar que Monagas puede ser gobernada con estándares corporativos de primer mundo.</w:t>
+      </w:r>
+    </w:p>
+    <w:p>
+      <w:pPr>
+        <w:pStyle w:val="Heading2"/>
+      </w:pPr>
+      <w:r>
+        <w:t>2. Soberanía de Datos y Protección Contra Persecución</w:t>
+      </w:r>
+    </w:p>
+    <w:p>
+      <w:pPr>
+        <w:jc w:val="both"/>
+        <w:spacing w:line="360" w:after="140"/>
+      </w:pPr>
+      <w:r>
+        <w:rPr>
+          <w:sz w:val="24"/>
+          <w:color w:val="1E293B"/>
+        </w:rPr>
+        <w:t>En un entorno político hostil, la seguridad de la información es una premisa innegociable. La plataforma MIGATO se diseñó para operar con protocolos forenses que disocian la información de las personas. La dirigencia de base, los testigos electorales y los profesionales de la salud trabajan bajo un escudo criptográfico que neutraliza cualquier intento de amedrentamiento o confiscación en alcabalas.</w:t>
       </w:r>
     </w:p>
     <w:p>
@@ -79,92 +288,217 @@
         <w:pStyle w:val="Heading1"/>
       </w:pPr>
       <w:r>
-        <w:t>2. Los 5 Módulos de MIGATO explicados en sencillo</w:t>
-      </w:r>
-    </w:p>
-    <w:p>
-      <w:pPr>
-        <w:ind w:left="300"/>
-        <w:spacing w:after="50"/>
+        <w:t>CAPÍTULO II: ARQUITECTURA TÉCNICA DE LOS CINCO MÓDULOS DE MANDO TÁCTICO</w:t>
+      </w:r>
+    </w:p>
+    <w:p>
+      <w:pPr>
+        <w:pStyle w:val="Heading2"/>
+      </w:pPr>
+      <w:r>
+        <w:t>1. Módulo 1: Despacho Celular Seguro (/despacho/)</w:t>
+      </w:r>
+    </w:p>
+    <w:p>
+      <w:pPr>
+        <w:jc w:val="both"/>
+        <w:spacing w:line="360" w:after="140"/>
+      </w:pPr>
+      <w:r>
+        <w:rPr>
+          <w:sz w:val="24"/>
+          <w:color w:val="1E293B"/>
+        </w:rPr>
+        <w:t>Resuelve el problema histórico del 'teléfono roto' y la filtración de contraseñas. El director de la Sala Situacional pulsa el botón correspondiente a cualquiera de las 44 parroquias de Monagas y el sistema genera automáticamente un enlace encriptado con token individual directo al WhatsApp del coordinador territorial.</w:t>
+      </w:r>
+    </w:p>
+    <w:p>
+      <w:pPr>
+        <w:jc w:val="both"/>
+        <w:spacing w:line="360" w:after="140"/>
       </w:pPr>
       <w:r>
         <w:rPr>
           <w:b/>
+          <w:sz w:val="24"/>
           <w:color w:val="0284C7"/>
         </w:rPr>
-        <w:t xml:space="preserve">▪ Módulo 1 • Despacho Celular Seguro (/despacho/): </w:t>
-      </w:r>
-      <w:r>
-        <w:t>Permite a la Sala de Mando de El Gato Briceño enviar directrices y enlaces de reporte exclusivos a los 44 enlaces parroquiales de Monagas con un toque a su WhatsApp. No se comparten claves de acceso; cada responsable tiene su token privado intransferible.</w:t>
-      </w:r>
-    </w:p>
-    <w:p>
-      <w:pPr>
-        <w:ind w:left="300"/>
-        <w:spacing w:after="50"/>
+        <w:t xml:space="preserve">Blindaje Operativo: </w:t>
+      </w:r>
+      <w:r>
+        <w:rPr>
+          <w:sz w:val="24"/>
+          <w:color w:val="1E293B"/>
+        </w:rPr>
+        <w:t>El coordinador opera en su jurisdicción sin comprometer las demás parroquias. Si se releva a un cuadro parroquial, su acceso se revoca en 2 segundos sin alterar la configuración del servidor ni afectar a los restantes coordinadores.</w:t>
+      </w:r>
+    </w:p>
+    <w:p>
+      <w:pPr>
+        <w:pStyle w:val="Heading2"/>
+      </w:pPr>
+      <w:r>
+        <w:t>2. Módulo 2: Censo Territorial y Protocolo Forense de Buzón Ciego (/carga/)</w:t>
+      </w:r>
+    </w:p>
+    <w:p>
+      <w:pPr>
+        <w:jc w:val="both"/>
+        <w:spacing w:line="360" w:after="140"/>
+      </w:pPr>
+      <w:r>
+        <w:rPr>
+          <w:sz w:val="24"/>
+          <w:color w:val="1E293B"/>
+        </w:rPr>
+        <w:t>Herramienta ligera para el levantamiento cuantitativo de viviendas, familias, votantes seguros y fallas de servicios (agua, transformadores, vialidad). Implementa el Protocolo de Buzón Ciego (Zero-Byte Memory): al pulsar 'Registrar y Enviar', la memoria del teléfono celular se borra automáticamente.</w:t>
+      </w:r>
+    </w:p>
+    <w:p>
+      <w:pPr>
+        <w:jc w:val="both"/>
+        <w:spacing w:line="360" w:after="140"/>
       </w:pPr>
       <w:r>
         <w:rPr>
           <w:b/>
+          <w:sz w:val="24"/>
           <w:color w:val="0284C7"/>
         </w:rPr>
-        <w:t xml:space="preserve">▪ Módulo 2 • Censo Territorial y Protocolo de Buzón Ciego (/carga/): </w:t>
-      </w:r>
-      <w:r>
-        <w:t>Nuestros activistas y jefes de sector registran familias, necesidades reales y electores seguros desde su teléfono móvil. Al pulsar 'Enviar', la memoria del teléfono queda en CERO BYTES (0 residuos). Si a un militante o voluntario le retienen el teléfono, nadie puede extraer la base de datos de nuestro movimiento.</w:t>
-      </w:r>
-    </w:p>
-    <w:p>
-      <w:pPr>
-        <w:ind w:left="300"/>
-        <w:spacing w:after="50"/>
+        <w:t xml:space="preserve">Seguridad de Base: </w:t>
+      </w:r>
+      <w:r>
+        <w:rPr>
+          <w:sz w:val="24"/>
+          <w:color w:val="1E293B"/>
+        </w:rPr>
+        <w:t>Si un activista es interceptado por organismos de seguridad, el dispositivo móvil no contiene ningún registro ni lista incautable. La información viaja encriptada directamente al repositorio central del Comando.</w:t>
+      </w:r>
+    </w:p>
+    <w:p>
+      <w:pPr>
+        <w:pStyle w:val="Heading2"/>
+      </w:pPr>
+      <w:r>
+        <w:t>3. Módulo 3: Padrón Electoral, Tablilla CNE y Validación de Actas QR (/centros-maturin/)</w:t>
+      </w:r>
+    </w:p>
+    <w:p>
+      <w:pPr>
+        <w:jc w:val="both"/>
+        <w:spacing w:line="360" w:after="140"/>
+      </w:pPr>
+      <w:r>
+        <w:rPr>
+          <w:sz w:val="24"/>
+          <w:color w:val="1E293B"/>
+        </w:rPr>
+        <w:t>Georreferenciación milimétrica de las 175 escuelas electorales de Maturín y 419.000 electores categorizados bajo semáforo independiente (Voto Duro leal, Voto Blando persuasible y Voto Joven).</w:t>
+      </w:r>
+    </w:p>
+    <w:p>
+      <w:pPr>
+        <w:jc w:val="both"/>
+        <w:spacing w:line="360" w:after="140"/>
       </w:pPr>
       <w:r>
         <w:rPr>
           <w:b/>
+          <w:sz w:val="24"/>
           <w:color w:val="0284C7"/>
         </w:rPr>
-        <w:t xml:space="preserve">▪ Módulo 3 • Padrón Electoral y Auditoría CNE con Actas QR (/centros-maturin/): </w:t>
-      </w:r>
-      <w:r>
-        <w:t>Mapa geoestratégico de las 175 escuelas electorales de Maturín y sus 419.000 electores clasificados por fidelidad de voto independiente. Incluye lector de códigos QR para auditar las actas de votación en solo 2 segundos y blindar la victoria frente a cualquier intento de trampa oficialista.</w:t>
-      </w:r>
-    </w:p>
-    <w:p>
-      <w:pPr>
-        <w:ind w:left="300"/>
-        <w:spacing w:after="50"/>
+        <w:t xml:space="preserve">Auditoría Irrefutable: </w:t>
+      </w:r>
+      <w:r>
+        <w:rPr>
+          <w:sz w:val="24"/>
+          <w:color w:val="1E293B"/>
+        </w:rPr>
+        <w:t>Incorpora el Escáner de Códigos QR de Actas Oficiales del CNE: el testigo escanea el comprobante impreso por la máquina de votación y el sistema decodifica y totaliza el acta en 2 segundos. Permite a El Gato Briceño tener el conteo paralelo definitivo antes de que el oficialismo intente manipular la transmisión.</w:t>
+      </w:r>
+    </w:p>
+    <w:p>
+      <w:pPr>
+        <w:pStyle w:val="Heading2"/>
+      </w:pPr>
+      <w:r>
+        <w:t>4. Módulo 4: Cartografía Táctica Satelital 3D y Efecto Velo Blanco (/earth-monagas/)</w:t>
+      </w:r>
+    </w:p>
+    <w:p>
+      <w:pPr>
+        <w:jc w:val="both"/>
+        <w:spacing w:line="360" w:after="140"/>
+      </w:pPr>
+      <w:r>
+        <w:rPr>
+          <w:sz w:val="24"/>
+          <w:color w:val="1E293B"/>
+        </w:rPr>
+        <w:t>Consola tridimensional de alta definición construida sobre MapLibre 3D. Diseñada específicamente para optimizar la toma de decisiones de El Gato Briceño y su Estado Mayor, evitando la sobrecarga visual.</w:t>
+      </w:r>
+    </w:p>
+    <w:p>
+      <w:pPr>
+        <w:jc w:val="both"/>
+        <w:spacing w:line="360" w:after="140"/>
       </w:pPr>
       <w:r>
         <w:rPr>
           <w:b/>
+          <w:sz w:val="24"/>
           <w:color w:val="0284C7"/>
         </w:rPr>
-        <w:t xml:space="preserve">▪ Módulo 4 • Cartografía Satelital 3D y Efecto Velo Blanco (/earth-monagas/): </w:t>
-      </w:r>
-      <w:r>
-        <w:t>Consola satelital de alta definición para El Gato Briceño y el Estado Mayor. Al seleccionar una parroquia en disputa (ej. Alto de Los Godos o Las Cocuizas), el resto del mapa se atenúa con niebla blanca para concentrar el análisis exclusivamente en el área de combate.</w:t>
-      </w:r>
-    </w:p>
-    <w:p>
-      <w:pPr>
-        <w:ind w:left="300"/>
-        <w:spacing w:after="50"/>
+        <w:t xml:space="preserve">Focalización Táctica: </w:t>
+      </w:r>
+      <w:r>
+        <w:rPr>
+          <w:sz w:val="24"/>
+          <w:color w:val="1E293B"/>
+        </w:rPr>
+        <w:t>El algoritmo de 'Velo Blanco' cubre con niebla suave los municipios y parroquias periféricas, iluminando únicamente el territorio bajo análisis. Permite planificar rutas de movilización, monitorear la logística de testigos y calcular tiempos de traslado al segundo.</w:t>
+      </w:r>
+    </w:p>
+    <w:p>
+      <w:pPr>
+        <w:pStyle w:val="Heading2"/>
+      </w:pPr>
+      <w:r>
+        <w:t>5. Módulo 5: Red Hospitalaria y Auditoría de Servicios Asistenciales (/salud-monagas/)</w:t>
+      </w:r>
+    </w:p>
+    <w:p>
+      <w:pPr>
+        <w:jc w:val="both"/>
+        <w:spacing w:line="360" w:after="140"/>
+      </w:pPr>
+      <w:r>
+        <w:rPr>
+          <w:sz w:val="24"/>
+          <w:color w:val="1E293B"/>
+        </w:rPr>
+        <w:t>Monitoreo en tiempo real de los 84 centros asistenciales de Monagas (Hospital Universitario Dr. Manuel Núñez Tovar, ambulatorios urbanos tipo II/III y CDIs).</w:t>
+      </w:r>
+    </w:p>
+    <w:p>
+      <w:pPr>
+        <w:jc w:val="both"/>
+        <w:spacing w:line="360" w:after="140"/>
       </w:pPr>
       <w:r>
         <w:rPr>
           <w:b/>
+          <w:sz w:val="24"/>
           <w:color w:val="0284C7"/>
         </w:rPr>
-        <w:t xml:space="preserve">▪ Módulo 5 • Red Hospitalaria y Auditoría de Servicios (/salud-monagas/): </w:t>
-      </w:r>
-      <w:r>
-        <w:t>Auditoría en tiempo real de los 84 centros asistenciales de Monagas con semáforo de riesgo (plantas eléctricas, agua, quirófanos y camas). Evidencia el colapso actual de la red de salud para contrastarlo con el modelo gerencial y eficiente de la gestión de El Gato.</w:t>
-      </w:r>
-    </w:p>
-    <w:p>
-      <w:r>
-        <w:br w:type="page"/>
+        <w:t xml:space="preserve">Semáforo de Soporte Vital: </w:t>
+      </w:r>
+      <w:r>
+        <w:rPr>
+          <w:sz w:val="24"/>
+          <w:color w:val="1E293B"/>
+        </w:rPr>
+        <w:t>Supervisa cinco variables críticas de supervivencia: operatividad de plantas eléctricas, suministro continuo de agua, gases medicinales, quirófanos activos y camas disponibles. Permite documentar técnica y jurídicamente la crisis asistencial, ofreciendo propuestas gerenciales inmediatas y desmontando la propaganda del régimen con datos irrefutables.</w:t>
       </w:r>
     </w:p>
     <w:p>
@@ -172,48 +506,83 @@
         <w:pStyle w:val="Heading1"/>
       </w:pPr>
       <w:r>
-        <w:t>3. ¿Por qué solicitamos HOY solo un Presupuesto Mínimo (VPS y Dominio)?</w:t>
-      </w:r>
-    </w:p>
-    <w:p>
-      <w:pPr>
-        <w:jc w:val="both"/>
-        <w:spacing w:after="80"/>
-      </w:pPr>
-      <w:r>
-        <w:t>Con visión gerencial y máxima eficiencia de recursos, no estamos pidiendo un presupuesto abultado. El software ya fue completamente programado. Para poner a rodar los motores en la calle solo requerimos la infraestructura técnica indispensable:</w:t>
-      </w:r>
-    </w:p>
-    <w:p>
-      <w:pPr>
-        <w:ind w:left="300"/>
-        <w:spacing w:after="50"/>
+        <w:t>CAPÍTULO III: CIBERSEGURIDAD, DEFENSAS ACTIVAS Y PROTOCOLO DE HACKING ÉTICO</w:t>
+      </w:r>
+    </w:p>
+    <w:p>
+      <w:pPr>
+        <w:pStyle w:val="Heading2"/>
+      </w:pPr>
+      <w:r>
+        <w:t>1. Necesidad Imperativa de un Servidor VPS Dedicado Soberano</w:t>
+      </w:r>
+    </w:p>
+    <w:p>
+      <w:pPr>
+        <w:jc w:val="both"/>
+        <w:spacing w:line="360" w:after="140"/>
+      </w:pPr>
+      <w:r>
+        <w:rPr>
+          <w:sz w:val="24"/>
+          <w:color w:val="1E293B"/>
+        </w:rPr>
+        <w:t>La dependencia de plataformas gratuitas o servidores compartidos constituye un riesgo de seguridad inaceptable: están sujetas a suspensión arbitraria, no soportan tráfico masivo concurrente el día de las elecciones y exponen los datos a vulnerabilidades ajenas.</w:t>
+      </w:r>
+    </w:p>
+    <w:p>
+      <w:pPr>
+        <w:jc w:val="both"/>
+        <w:spacing w:line="360" w:after="140"/>
+      </w:pPr>
+      <w:r>
+        <w:rPr>
+          <w:sz w:val="24"/>
+          <w:color w:val="1E293B"/>
+        </w:rPr>
+        <w:t>Un Servidor Cloud VPS Dedicado garantiza soberanía técnica: cortafuegos configurado a la medida, aislamiento de bases de datos, copias de respaldo automatizadas fuera de línea y ancho de banda garantizado para soportar miles de conexiones simultáneas sin caídas.</w:t>
+      </w:r>
+    </w:p>
+    <w:p>
+      <w:pPr>
+        <w:pStyle w:val="Heading2"/>
+      </w:pPr>
+      <w:r>
+        <w:t>2. Protocolo de Pentesting y Pruebas de Resistencia al Ataque</w:t>
+      </w:r>
+    </w:p>
+    <w:p>
+      <w:pPr>
+        <w:jc w:val="both"/>
+        <w:spacing w:line="360" w:after="140"/>
+      </w:pPr>
+      <w:r>
+        <w:rPr>
+          <w:sz w:val="24"/>
+          <w:color w:val="1E293B"/>
+        </w:rPr>
+        <w:t>Antes de abrir la plataforma a la totalidad de la estructura de base, el equipo técnico someterá el servidor a simulaciones controladas de intrusión (Pentesting Ético): escaneo de puertos vulnerables, pruebas de inyección SQL, simulación de ataques de denegación distribuida de servicio (DDoS) y auditoría de certificados SSL.</w:t>
+      </w:r>
+    </w:p>
+    <w:p>
+      <w:pPr>
+        <w:jc w:val="both"/>
+        <w:spacing w:line="360" w:after="140"/>
       </w:pPr>
       <w:r>
         <w:rPr>
           <w:b/>
+          <w:sz w:val="24"/>
           <w:color w:val="0284C7"/>
         </w:rPr>
-        <w:t xml:space="preserve">▪ 1. Un Servidor Virtual Privado (VPS Dedicado Soberano): </w:t>
-      </w:r>
-      <w:r>
-        <w:t>Es la 'computadora central en la nube' privada y exclusiva donde residirá el sistema y la base de datos encriptada. Este servidor nos permitirá realizar pruebas de estrés con tráfico real y ejecutar TEST DE HACKING ÉTICO / PENTESTING para asegurar que los hackers u operadores cibernéticos del oficialismo no puedan vulnerar la plataforma ni tumbarla el día electoral.</w:t>
-      </w:r>
-    </w:p>
-    <w:p>
-      <w:pPr>
-        <w:ind w:left="300"/>
-        <w:spacing w:after="50"/>
-      </w:pPr>
-      <w:r>
-        <w:rPr>
-          <w:b/>
-          <w:color w:val="0284C7"/>
-        </w:rPr>
-        <w:t xml:space="preserve">▪ 2. Un Dominio Institucional Oficial con Candado SSL (HTTPS 256 bits): </w:t>
-      </w:r>
-      <w:r>
-        <w:t>Para que los coordinadores parroquiales entren a una dirección web seria, oficial y cifrada de extremo a extremo, eliminando enlaces sospechosos o gratuitos que generan desconfianza en la militancia.</w:t>
+        <w:t xml:space="preserve">Cero Brechas: </w:t>
+      </w:r>
+      <w:r>
+        <w:rPr>
+          <w:sz w:val="24"/>
+          <w:color w:val="1E293B"/>
+        </w:rPr>
+        <w:t>El objetivo es garantizar que ningún actor malicioso u organismo de contrainteligencia pueda hackear el sistema, ralentizar el despacho de órdenes o vulnerar la confidencialidad de la militancia independiente.</w:t>
       </w:r>
     </w:p>
     <w:p>
@@ -221,24 +590,36 @@
         <w:pStyle w:val="Heading1"/>
       </w:pPr>
       <w:r>
-        <w:t>4. Tabla de Presupuesto Mínimo Requerido (Fase de Arranque)</w:t>
-      </w:r>
-    </w:p>
-    <w:p>
-      <w:pPr>
-        <w:jc w:val="both"/>
-        <w:spacing w:after="80"/>
-      </w:pPr>
-      <w:r>
-        <w:t>A continuación se desglosa el costo real y transparente para activar la infraestructura técnica durante un año completo:</w:t>
+        <w:t>CAPÍTULO IV: ESTUDIO ECONÓMICO Y PRESUPUESTO MÍNIMO OPERATIVO</w:t>
+      </w:r>
+    </w:p>
+    <w:p>
+      <w:pPr>
+        <w:pStyle w:val="Heading2"/>
+      </w:pPr>
+      <w:r>
+        <w:t>1. Desglose del Presupuesto Mínimo de Arranque (Fase 1)</w:t>
+      </w:r>
+    </w:p>
+    <w:p>
+      <w:pPr>
+        <w:jc w:val="both"/>
+        <w:spacing w:line="360" w:after="140"/>
+      </w:pPr>
+      <w:r>
+        <w:rPr>
+          <w:sz w:val="24"/>
+          <w:color w:val="1E293B"/>
+        </w:rPr>
+        <w:t>El presupuesto solicitado representa el costo estricto de los recursos en la nube indispensables para encender los motores y validar la plataforma con tres parroquias piloto (Las Cocuizas, San Simón y Alto de Los Godos):</w:t>
       </w:r>
     </w:p>
     <w:tbl>
       <w:tblPr>
         <w:tblW w:w="5000" w:type="pct"/>
         <w:tblBorders>
-          <w:top w:val="single" w:sz="8" w:color="CBD5E1"/>
-          <w:bottom w:val="single" w:sz="8" w:color="CBD5E1"/>
+          <w:top w:val="single" w:sz="8" w:color="0284C7"/>
+          <w:bottom w:val="single" w:sz="8" w:color="0284C7"/>
           <w:insideH w:val="single" w:sz="4" w:color="E2E8F0"/>
         </w:tblBorders>
       </w:tblPr>
@@ -252,7 +633,8 @@
           </w:tcPr>
           <w:p>
             <w:pPr>
-              <w:spacing w:before="70" w:after="70"/>
+              <w:spacing w:before="80" w:after="80"/>
+              <w:jc w:val="center"/>
             </w:pPr>
             <w:r>
               <w:rPr>
@@ -260,7 +642,7 @@
                 <w:color w:val="FFFFFF"/>
                 <w:sz w:val="20"/>
               </w:rPr>
-              <w:t>Concepto Técnico</w:t>
+              <w:t>Concepto de Infraestructura</w:t>
             </w:r>
           </w:p>
         </w:tc>
@@ -270,7 +652,8 @@
           </w:tcPr>
           <w:p>
             <w:pPr>
-              <w:spacing w:before="70" w:after="70"/>
+              <w:spacing w:before="80" w:after="80"/>
+              <w:jc w:val="center"/>
             </w:pPr>
             <w:r>
               <w:rPr>
@@ -278,7 +661,7 @@
                 <w:color w:val="FFFFFF"/>
                 <w:sz w:val="20"/>
               </w:rPr>
-              <w:t>Especificación Mínima</w:t>
+              <w:t>Especificación Técnica Mínima</w:t>
             </w:r>
           </w:p>
         </w:tc>
@@ -288,7 +671,8 @@
           </w:tcPr>
           <w:p>
             <w:pPr>
-              <w:spacing w:before="70" w:after="70"/>
+              <w:spacing w:before="80" w:after="80"/>
+              <w:jc w:val="center"/>
             </w:pPr>
             <w:r>
               <w:rPr>
@@ -306,7 +690,8 @@
           </w:tcPr>
           <w:p>
             <w:pPr>
-              <w:spacing w:before="70" w:after="70"/>
+              <w:spacing w:before="80" w:after="80"/>
+              <w:jc w:val="center"/>
             </w:pPr>
             <w:r>
               <w:rPr>
@@ -326,11 +711,12 @@
           </w:tcPr>
           <w:p>
             <w:pPr>
-              <w:spacing w:before="50" w:after="50"/>
-            </w:pPr>
-            <w:r>
-              <w:rPr>
-                <w:sz w:val="19"/>
+              <w:spacing w:before="60" w:after="60"/>
+              <w:jc w:val="left"/>
+            </w:pPr>
+            <w:r>
+              <w:rPr>
+                <w:sz w:val="20"/>
               </w:rPr>
               <w:t>Servidor Cloud VPS Dedicado</w:t>
             </w:r>
@@ -342,13 +728,14 @@
           </w:tcPr>
           <w:p>
             <w:pPr>
-              <w:spacing w:before="50" w:after="50"/>
-            </w:pPr>
-            <w:r>
-              <w:rPr>
-                <w:sz w:val="19"/>
-              </w:rPr>
-              <w:t>4 vCPU / 8 GB RAM / 100 GB SSD NVMe (Protección Anti-DDoS)</w:t>
+              <w:spacing w:before="60" w:after="60"/>
+              <w:jc w:val="left"/>
+            </w:pPr>
+            <w:r>
+              <w:rPr>
+                <w:sz w:val="20"/>
+              </w:rPr>
+              <w:t>4 vCPU / 8 GB RAM / 100 GB SSD NVMe / Red 1 Gbps (Anti-DDoS)</w:t>
             </w:r>
           </w:p>
         </w:tc>
@@ -358,11 +745,12 @@
           </w:tcPr>
           <w:p>
             <w:pPr>
-              <w:spacing w:before="50" w:after="50"/>
-            </w:pPr>
-            <w:r>
-              <w:rPr>
-                <w:sz w:val="19"/>
+              <w:spacing w:before="60" w:after="60"/>
+              <w:jc w:val="left"/>
+            </w:pPr>
+            <w:r>
+              <w:rPr>
+                <w:sz w:val="20"/>
               </w:rPr>
               <w:t>$20.00 USD</w:t>
             </w:r>
@@ -374,11 +762,12 @@
           </w:tcPr>
           <w:p>
             <w:pPr>
-              <w:spacing w:before="50" w:after="50"/>
-            </w:pPr>
-            <w:r>
-              <w:rPr>
-                <w:sz w:val="19"/>
+              <w:spacing w:before="60" w:after="60"/>
+              <w:jc w:val="left"/>
+            </w:pPr>
+            <w:r>
+              <w:rPr>
+                <w:sz w:val="20"/>
               </w:rPr>
               <w:t>$240.00 USD</w:t>
             </w:r>
@@ -392,11 +781,12 @@
           </w:tcPr>
           <w:p>
             <w:pPr>
-              <w:spacing w:before="50" w:after="50"/>
-            </w:pPr>
-            <w:r>
-              <w:rPr>
-                <w:sz w:val="19"/>
+              <w:spacing w:before="60" w:after="60"/>
+              <w:jc w:val="left"/>
+            </w:pPr>
+            <w:r>
+              <w:rPr>
+                <w:sz w:val="20"/>
               </w:rPr>
               <w:t>Dominio Institucional Oficial</w:t>
             </w:r>
@@ -408,13 +798,14 @@
           </w:tcPr>
           <w:p>
             <w:pPr>
-              <w:spacing w:before="50" w:after="50"/>
-            </w:pPr>
-            <w:r>
-              <w:rPr>
-                <w:sz w:val="19"/>
-              </w:rPr>
-              <w:t>Registro anual + Certificado SSL wildcard (Cifrado militar 256-bit)</w:t>
+              <w:spacing w:before="60" w:after="60"/>
+              <w:jc w:val="left"/>
+            </w:pPr>
+            <w:r>
+              <w:rPr>
+                <w:sz w:val="20"/>
+              </w:rPr>
+              <w:t>Registro anual + Certificado SSL Wildcard (HTTPS 256 bits)</w:t>
             </w:r>
           </w:p>
         </w:tc>
@@ -424,11 +815,12 @@
           </w:tcPr>
           <w:p>
             <w:pPr>
-              <w:spacing w:before="50" w:after="50"/>
-            </w:pPr>
-            <w:r>
-              <w:rPr>
-                <w:sz w:val="19"/>
+              <w:spacing w:before="60" w:after="60"/>
+              <w:jc w:val="left"/>
+            </w:pPr>
+            <w:r>
+              <w:rPr>
+                <w:sz w:val="20"/>
               </w:rPr>
               <w:t>$1.50 USD</w:t>
             </w:r>
@@ -440,11 +832,12 @@
           </w:tcPr>
           <w:p>
             <w:pPr>
-              <w:spacing w:before="50" w:after="50"/>
-            </w:pPr>
-            <w:r>
-              <w:rPr>
-                <w:sz w:val="19"/>
+              <w:spacing w:before="60" w:after="60"/>
+              <w:jc w:val="left"/>
+            </w:pPr>
+            <w:r>
+              <w:rPr>
+                <w:sz w:val="20"/>
               </w:rPr>
               <w:t>$18.00 USD</w:t>
             </w:r>
@@ -458,11 +851,12 @@
           </w:tcPr>
           <w:p>
             <w:pPr>
-              <w:spacing w:before="50" w:after="50"/>
-            </w:pPr>
-            <w:r>
-              <w:rPr>
-                <w:sz w:val="19"/>
+              <w:spacing w:before="60" w:after="60"/>
+              <w:jc w:val="left"/>
+            </w:pPr>
+            <w:r>
+              <w:rPr>
+                <w:sz w:val="20"/>
               </w:rPr>
               <w:t>IP Pública Fija Dedicada</w:t>
             </w:r>
@@ -474,13 +868,14 @@
           </w:tcPr>
           <w:p>
             <w:pPr>
-              <w:spacing w:before="50" w:after="50"/>
-            </w:pPr>
-            <w:r>
-              <w:rPr>
-                <w:sz w:val="19"/>
-              </w:rPr>
-              <w:t>IP exclusiva para sala de mando y base de datos (seguridad estricta)</w:t>
+              <w:spacing w:before="60" w:after="60"/>
+              <w:jc w:val="left"/>
+            </w:pPr>
+            <w:r>
+              <w:rPr>
+                <w:sz w:val="20"/>
+              </w:rPr>
+              <w:t>Dirección IP exclusiva para firewall y Sala de Mando</w:t>
             </w:r>
           </w:p>
         </w:tc>
@@ -490,11 +885,12 @@
           </w:tcPr>
           <w:p>
             <w:pPr>
-              <w:spacing w:before="50" w:after="50"/>
-            </w:pPr>
-            <w:r>
-              <w:rPr>
-                <w:sz w:val="19"/>
+              <w:spacing w:before="60" w:after="60"/>
+              <w:jc w:val="left"/>
+            </w:pPr>
+            <w:r>
+              <w:rPr>
+                <w:sz w:val="20"/>
               </w:rPr>
               <w:t>$3.00 USD</w:t>
             </w:r>
@@ -506,11 +902,12 @@
           </w:tcPr>
           <w:p>
             <w:pPr>
-              <w:spacing w:before="50" w:after="50"/>
-            </w:pPr>
-            <w:r>
-              <w:rPr>
-                <w:sz w:val="19"/>
+              <w:spacing w:before="60" w:after="60"/>
+              <w:jc w:val="left"/>
+            </w:pPr>
+            <w:r>
+              <w:rPr>
+                <w:sz w:val="20"/>
               </w:rPr>
               <w:t>$36.00 USD</w:t>
             </w:r>
@@ -524,13 +921,14 @@
           </w:tcPr>
           <w:p>
             <w:pPr>
-              <w:spacing w:before="50" w:after="50"/>
-            </w:pPr>
-            <w:r>
-              <w:rPr>
-                <w:sz w:val="19"/>
-              </w:rPr>
-              <w:t>Herramientas de Pentesting y Hacking Ético</w:t>
+              <w:spacing w:before="60" w:after="60"/>
+              <w:jc w:val="left"/>
+            </w:pPr>
+            <w:r>
+              <w:rPr>
+                <w:sz w:val="20"/>
+              </w:rPr>
+              <w:t>Software de Pentesting y Blindaje</w:t>
             </w:r>
           </w:p>
         </w:tc>
@@ -540,13 +938,14 @@
           </w:tcPr>
           <w:p>
             <w:pPr>
-              <w:spacing w:before="50" w:after="50"/>
-            </w:pPr>
-            <w:r>
-              <w:rPr>
-                <w:sz w:val="19"/>
-              </w:rPr>
-              <w:t>Software libre (FOSS) de pruebas de penetración, firewall y blindaje</w:t>
+              <w:spacing w:before="60" w:after="60"/>
+              <w:jc w:val="left"/>
+            </w:pPr>
+            <w:r>
+              <w:rPr>
+                <w:sz w:val="20"/>
+              </w:rPr>
+              <w:t>Herramientas FOSS de hacking ético, Fail2ban e iptables</w:t>
             </w:r>
           </w:p>
         </w:tc>
@@ -556,13 +955,14 @@
           </w:tcPr>
           <w:p>
             <w:pPr>
-              <w:spacing w:before="50" w:after="50"/>
-            </w:pPr>
-            <w:r>
-              <w:rPr>
-                <w:sz w:val="19"/>
-              </w:rPr>
-              <w:t>$0.00</w:t>
+              <w:spacing w:before="60" w:after="60"/>
+              <w:jc w:val="left"/>
+            </w:pPr>
+            <w:r>
+              <w:rPr>
+                <w:sz w:val="20"/>
+              </w:rPr>
+              <w:t>$0.00 (Libre)</w:t>
             </w:r>
           </w:p>
         </w:tc>
@@ -572,11 +972,12 @@
           </w:tcPr>
           <w:p>
             <w:pPr>
-              <w:spacing w:before="50" w:after="50"/>
-            </w:pPr>
-            <w:r>
-              <w:rPr>
-                <w:sz w:val="19"/>
+              <w:spacing w:before="60" w:after="60"/>
+              <w:jc w:val="left"/>
+            </w:pPr>
+            <w:r>
+              <w:rPr>
+                <w:sz w:val="20"/>
               </w:rPr>
               <w:t>$0.00 (Incluido)</w:t>
             </w:r>
@@ -590,13 +991,14 @@
           </w:tcPr>
           <w:p>
             <w:pPr>
-              <w:spacing w:before="50" w:after="50"/>
-            </w:pPr>
-            <w:r>
-              <w:rPr>
-                <w:sz w:val="19"/>
-              </w:rPr>
-              <w:t>TOTAL MÍNIMO DE ARRANQUE</w:t>
+              <w:spacing w:before="60" w:after="60"/>
+              <w:jc w:val="left"/>
+            </w:pPr>
+            <w:r>
+              <w:rPr>
+                <w:sz w:val="20"/>
+              </w:rPr>
+              <w:t>TOTAL MÍNIMO SOLICITADO (FASE 1)</w:t>
             </w:r>
           </w:p>
         </w:tc>
@@ -606,11 +1008,12 @@
           </w:tcPr>
           <w:p>
             <w:pPr>
-              <w:spacing w:before="50" w:after="50"/>
-            </w:pPr>
-            <w:r>
-              <w:rPr>
-                <w:sz w:val="19"/>
+              <w:spacing w:before="60" w:after="60"/>
+              <w:jc w:val="left"/>
+            </w:pPr>
+            <w:r>
+              <w:rPr>
+                <w:sz w:val="20"/>
               </w:rPr>
               <w:t>Infraestructura lista para pruebas de campo y seguridad</w:t>
             </w:r>
@@ -622,11 +1025,12 @@
           </w:tcPr>
           <w:p>
             <w:pPr>
-              <w:spacing w:before="50" w:after="50"/>
-            </w:pPr>
-            <w:r>
-              <w:rPr>
-                <w:sz w:val="19"/>
+              <w:spacing w:before="60" w:after="60"/>
+              <w:jc w:val="left"/>
+            </w:pPr>
+            <w:r>
+              <w:rPr>
+                <w:sz w:val="20"/>
               </w:rPr>
               <w:t>~$24.50 USD / mes</w:t>
             </w:r>
@@ -638,11 +1042,12 @@
           </w:tcPr>
           <w:p>
             <w:pPr>
-              <w:spacing w:before="50" w:after="50"/>
-            </w:pPr>
-            <w:r>
-              <w:rPr>
-                <w:sz w:val="19"/>
+              <w:spacing w:before="60" w:after="60"/>
+              <w:jc w:val="left"/>
+            </w:pPr>
+            <w:r>
+              <w:rPr>
+                <w:sz w:val="20"/>
               </w:rPr>
               <w:t>$294.00 USD / AÑO</w:t>
             </w:r>
@@ -653,23 +1058,95 @@
     <w:p>
       <w:pPr>
         <w:pBdr>
-          <w:left w:val="single" w:sz="24" w:space="12" w:color="0284C7"/>
+          <w:left w:val="single" w:sz="24" w:space="14" w:color="0284C7"/>
         </w:pBdr>
         <w:shd w:val="clear" w:color="auto" w:fill="F0F9FF"/>
-        <w:spacing w:before="80" w:after="80"/>
+        <w:spacing w:line="360" w:before="120" w:after="140"/>
+        <w:jc w:val="both"/>
       </w:pPr>
       <w:r>
         <w:rPr>
           <w:i/>
+          <w:sz w:val="22"/>
           <w:color w:val="0369A1"/>
-          <w:sz w:val="20"/>
-        </w:rPr>
-        <w:t>COMPARATIVA DE MERCADO: Una plataforma a medida de 5 módulos cuesta entre $20.000 y $35.000 USD en empresas de software privadas. Aquí el desarrollo ya está completado y entregado al equipo de El Gato Briceño; únicamente se solicita el costo técnico de hospedaje de menos de $25 dólares al mes.</w:t>
-      </w:r>
-    </w:p>
-    <w:p>
-      <w:r>
-        <w:br w:type="page"/>
+        </w:rPr>
+        <w:t>«ANÁLISIS DE RETORNO DE INVERSIÓN: En el mercado privado corporativo, el desarrollo desde cero de una plataforma integrada de 5 módulos supera los $25.000 USD. El desarrollo técnico ya fue donado al equipo de El Gato Briceño sin costo alguno. La aprobación de $294 USD anuales cubre el 100% de la infraestructura tecnológica requerida.»</w:t>
+      </w:r>
+    </w:p>
+    <w:p>
+      <w:pPr>
+        <w:pStyle w:val="Heading2"/>
+      </w:pPr>
+      <w:r>
+        <w:t>2. Planificación por Fases: Fase 1 (Digital) vs. Fase 2 (Física)</w:t>
+      </w:r>
+    </w:p>
+    <w:p>
+      <w:pPr>
+        <w:jc w:val="both"/>
+        <w:spacing w:line="360" w:after="140"/>
+      </w:pPr>
+      <w:r>
+        <w:rPr>
+          <w:b/>
+          <w:sz w:val="24"/>
+          <w:color w:val="0284C7"/>
+        </w:rPr>
+        <w:t xml:space="preserve">FASE 1: </w:t>
+      </w:r>
+      <w:r>
+        <w:rPr>
+          <w:sz w:val="24"/>
+          <w:color w:val="1E293B"/>
+        </w:rPr>
+        <w:t>Fase 1 (Inmediata - Objeto de esta solicitud):</w:t>
+      </w:r>
+    </w:p>
+    <w:p>
+      <w:pPr>
+        <w:jc w:val="both"/>
+        <w:spacing w:line="360" w:after="140"/>
+      </w:pPr>
+      <w:r>
+        <w:rPr>
+          <w:sz w:val="24"/>
+          <w:color w:val="1E293B"/>
+        </w:rPr>
+        <w:t>Contratación del VPS, configuración de dominios, despliegue de cortafuegos, test de hacking ético y prueba de estrés con coordinadores de campo. Inversión: $294.00 USD.</w:t>
+      </w:r>
+    </w:p>
+    <w:p>
+      <w:pPr>
+        <w:jc w:val="both"/>
+        <w:spacing w:line="360" w:after="140"/>
+      </w:pPr>
+      <w:r>
+        <w:rPr>
+          <w:b/>
+          <w:sz w:val="24"/>
+          <w:color w:val="0284C7"/>
+        </w:rPr>
+        <w:t xml:space="preserve">FASE 2: </w:t>
+      </w:r>
+      <w:r>
+        <w:rPr>
+          <w:sz w:val="24"/>
+          <w:color w:val="1E293B"/>
+        </w:rPr>
+        <w:t>Fase 2 (Consolidación - A mediano plazo según disponga el Comando):</w:t>
+      </w:r>
+    </w:p>
+    <w:p>
+      <w:pPr>
+        <w:jc w:val="both"/>
+        <w:spacing w:line="360" w:after="140"/>
+      </w:pPr>
+      <w:r>
+        <w:rPr>
+          <w:sz w:val="24"/>
+          <w:color w:val="1E293B"/>
+        </w:rPr>
+        <w:t>Equipamiento de la Sala Situacional física de El Gato Briceño: 2 a 3 computadoras de escritorio, pantallas de 55 pulgadas para videowall, sistema de respaldo eléctrico con inversores de corriente y baterías UPS para operar sin interrupciones durante los apagones de Corpoelec, y enlace satelital de respaldo. Su ejecución se programará una vez concluida exitosamente la Fase 1.</w:t>
       </w:r>
     </w:p>
     <w:p>
@@ -677,75 +1154,73 @@
         <w:pStyle w:val="Heading1"/>
       </w:pPr>
       <w:r>
-        <w:t>5. Estrategia por Fases: Arranque Mínimo vs. Consolidación de Sala</w:t>
-      </w:r>
-    </w:p>
-    <w:p>
-      <w:pPr>
-        <w:jc w:val="both"/>
-        <w:spacing w:after="80"/>
-      </w:pPr>
-      <w:r>
-        <w:t>Para garantizar la máxima rentabilidad de la inversión, el despliegue se organiza en dos fases ordenadas:</w:t>
-      </w:r>
-    </w:p>
-    <w:p>
-      <w:pPr>
-        <w:ind w:left="300"/>
-        <w:spacing w:after="50"/>
+        <w:t>CAPÍTULO V: CONCLUSIONES, DICTAMEN TÉCNICO Y FIRMAS</w:t>
+      </w:r>
+    </w:p>
+    <w:p>
+      <w:pPr>
+        <w:jc w:val="both"/>
+        <w:spacing w:line="360" w:after="140"/>
+      </w:pPr>
+      <w:r>
+        <w:rPr>
+          <w:sz w:val="24"/>
+          <w:color w:val="1E293B"/>
+        </w:rPr>
+        <w:t>1. Viabilidad Técnica Plena: Los cinco módulos de la plataforma MIGATO se encuentran programados, probados y plenamente funcionales.</w:t>
+      </w:r>
+    </w:p>
+    <w:p>
+      <w:pPr>
+        <w:jc w:val="both"/>
+        <w:spacing w:line="360" w:after="140"/>
+      </w:pPr>
+      <w:r>
+        <w:rPr>
+          <w:sz w:val="24"/>
+          <w:color w:val="1E293B"/>
+        </w:rPr>
+        <w:t>2. Seguridad Inexpugnable: El protocolo de Buzón Ciego de Cero Bytes y la validación de actas QR blindan la integridad de la militancia y la defensa matemática del voto.</w:t>
+      </w:r>
+    </w:p>
+    <w:p>
+      <w:pPr>
+        <w:jc w:val="both"/>
+        <w:spacing w:line="360" w:after="140"/>
+      </w:pPr>
+      <w:r>
+        <w:rPr>
+          <w:sz w:val="24"/>
+          <w:color w:val="1E293B"/>
+        </w:rPr>
+        <w:t>3. Eficiencia de Costos Sobresaliente: Un costo operativo de menos de $25 dólares al mes representa una relación costo-beneficio inigualable para la conducción política regional.</w:t>
+      </w:r>
+    </w:p>
+    <w:p>
+      <w:pPr>
+        <w:jc w:val="both"/>
+        <w:spacing w:line="360" w:after="140"/>
       </w:pPr>
       <w:r>
         <w:rPr>
           <w:b/>
+          <w:sz w:val="24"/>
           <w:color w:val="0284C7"/>
         </w:rPr>
-        <w:t xml:space="preserve">▪ FASE 1 (INMEDIATA - Financiada con este Presupuesto Mínimo): </w:t>
-      </w:r>
-      <w:r>
-        <w:t>Despliegue en el VPS contratado, configuración de cortafuegos y bases de datos, pruebas de estrés con 3 parroquias piloto (Las Cocuizas, San Simón, Los Godos) y ejecución de pruebas de hacking ético para certificar blindaje total.</w:t>
-      </w:r>
-    </w:p>
-    <w:p>
-      <w:pPr>
-        <w:ind w:left="300"/>
-        <w:spacing w:after="50"/>
-      </w:pPr>
-      <w:r>
-        <w:rPr>
-          <w:b/>
-          <w:color w:val="0284C7"/>
-        </w:rPr>
-        <w:t xml:space="preserve">▪ FASE 2 (CONSOLIDACIÓN FÍSICA - A mediano plazo cuando el Comando lo disponga): </w:t>
-      </w:r>
-      <w:r>
-        <w:t>Equipamiento de la Sala Situacional física de El Gato Briceño: computadoras fijas para operadores, pantallas de 55 pulgadas para videowall, sistema de respaldo eléctrico (inversor de corriente y baterías UPS para que la sala nunca se apague ante los cortes de luz de Corpoelec) y enlace de internet de respaldo.</w:t>
-      </w:r>
-    </w:p>
-    <w:p>
-      <w:pPr>
-        <w:pStyle w:val="Heading1"/>
-      </w:pPr>
-      <w:r>
-        <w:t>6. Conclusión y Solicitud de Aprobación</w:t>
-      </w:r>
-    </w:p>
-    <w:p>
-      <w:pPr>
-        <w:jc w:val="both"/>
-        <w:spacing w:after="80"/>
-      </w:pPr>
-      <w:r>
-        <w:t>Contar con la plataforma MIGATO en un servidor propio por apenas $294 USD al año representa para nuestro movimiento una ventaja estratégica incalculable: control exacto de la maquinaria, auditoría en tiempo real de centros de salud y escuelas, y soberanía de datos que no depende de terceros ni de plataformas del régimen.</w:t>
-      </w:r>
-    </w:p>
-    <w:p>
-      <w:pPr>
-        <w:jc w:val="both"/>
-        <w:spacing w:after="80"/>
-      </w:pPr>
-      <w:r>
-        <w:t>Se solicita formalmente la aprobación del monto mínimo de $294.00 USD para la contratación inmediata del VPS y dominio oficial de MIGATO.</w:t>
-      </w:r>
+        <w:t xml:space="preserve">DICTAMEN FINAL: </w:t>
+      </w:r>
+      <w:r>
+        <w:rPr>
+          <w:sz w:val="24"/>
+          <w:color w:val="1E293B"/>
+        </w:rPr>
+        <w:t>Dictamen: Se recomienda al Comando Estratégico la inmediata aprobación y desembolso del monto de $294.00 USD para la contratación de la infraestructura cloud de la Fase 1.</w:t>
+      </w:r>
+    </w:p>
+    <w:p>
+      <w:pPr>
+        <w:spacing w:before="360"/>
+      </w:pPr>
     </w:p>
     <w:tbl>
       <w:tblPr>
@@ -778,7 +1253,8 @@
             <w:r>
               <w:rPr>
                 <w:b/>
-                <w:sz w:val="19"/>
+                <w:sz w:val="20"/>
+                <w:color w:val="0F172A"/>
               </w:rPr>
               <w:t>COMANDO ESTRATÉGICO MIGATO</w:t>
             </w:r>
@@ -793,7 +1269,7 @@
                 <w:color w:val="64748B"/>
                 <w:sz w:val="17"/>
               </w:rPr>
-              <w:t>Equipo Político de El Gato Briceño • Monagas</w:t>
+              <w:t>Equipo Político y Territorial de El Gato Briceño</w:t>
             </w:r>
           </w:p>
         </w:tc>
@@ -815,7 +1291,8 @@
             <w:r>
               <w:rPr>
                 <w:b/>
-                <w:sz w:val="19"/>
+                <w:sz w:val="20"/>
+                <w:color w:val="0F172A"/>
               </w:rPr>
               <w:t>RESPONSABLE TÉCNICO Y DESARROLLO</w:t>
             </w:r>
@@ -830,53 +1307,222 @@
                 <w:color w:val="64748B"/>
                 <w:sz w:val="17"/>
               </w:rPr>
-              <w:t>Equipo Desarrollador Plataforma MIGATO</w:t>
+              <w:t>Equipo de Ingeniería de Sistemas Plataforma MIGATO</w:t>
             </w:r>
           </w:p>
         </w:tc>
       </w:tr>
     </w:tbl>
     <w:sectPr>
+      <w:headerReference w:type="first" r:id="rIdHeaderFirst"/>
+      <w:headerReference w:type="default" r:id="rIdHeader1"/>
+      <w:footerReference w:type="first" r:id="rIdFooterFirst"/>
+      <w:footerReference w:type="default" r:id="rIdFooter1"/>
+      <w:titlePg/>
       <w:pgSz w:w="12240" w:h="15840"/>
-      <w:pgMar w:top="1100" w:right="1100" w:bottom="1100" w:left="1100"/>
+      <w:pgMar w:top="1440" w:right="1440" w:bottom="1440" w:left="1700" w:header="720" w:footer="720" w:gutter="0"/>
     </w:sectPr>
   </w:body>
 </w:document>
+</file>
+
+<file path=word/footer1.xml><?xml version="1.0" encoding="utf-8"?>
+<w:ftr xmlns:w="http://schemas.openxmlformats.org/wordprocessingml/2006/main">
+  <w:tbl>
+    <w:tblPr>
+      <w:tblW w:w="5000" w:type="pct"/>
+      <w:tblBorders>
+        <w:top w:val="single" w:sz="6" w:space="6" w:color="CBD5E1"/>
+        <w:left w:val="none"/>
+        <w:bottom w:val="none"/>
+        <w:right w:val="none"/>
+        <w:insideH w:val="none"/>
+        <w:insideV w:val="none"/>
+      </w:tblBorders>
+    </w:tblPr>
+    <w:tr>
+      <w:tc>
+        <w:tcPr>
+          <w:tcW w:w="3400" w:type="pct"/>
+        </w:tcPr>
+        <w:p>
+          <w:pPr>
+            <w:jc w:val="left"/>
+            <w:spacing w:before="60"/>
+          </w:pPr>
+          <w:r>
+            <w:rPr>
+              <w:rFonts w:ascii="Arial"/>
+              <w:sz w:val="17"/>
+              <w:color w:val="64748B"/>
+              <w:i/>
+            </w:rPr>
+            <w:t>Dictamen Técnico-Estratégico y Presupuesto • Sala de Mando El Gato Briceño</w:t>
+          </w:r>
+        </w:p>
+      </w:tc>
+      <w:tc>
+        <w:tcPr>
+          <w:tcW w:w="1600" w:type="pct"/>
+        </w:tcPr>
+        <w:p>
+          <w:pPr>
+            <w:jc w:val="right"/>
+            <w:spacing w:before="60"/>
+          </w:pPr>
+          <w:r>
+            <w:rPr>
+              <w:rFonts w:ascii="Arial"/>
+              <w:sz w:val="17"/>
+              <w:color w:val="0F172A"/>
+              <w:b/>
+            </w:rPr>
+            <w:t>Página </w:t>
+          </w:r>
+          <w:fldSimple w:instr="PAGE"/>
+          <w:r>
+            <w:rPr>
+              <w:rFonts w:ascii="Arial"/>
+              <w:sz w:val="17"/>
+              <w:color w:val="0F172A"/>
+              <w:b/>
+            </w:rPr>
+            <w:t> de </w:t>
+          </w:r>
+          <w:fldSimple w:instr="NUMPAGES"/>
+        </w:p>
+      </w:tc>
+    </w:tr>
+  </w:tbl>
+</w:ftr>
+</file>
+
+<file path=word/footer_first.xml><?xml version="1.0" encoding="utf-8"?>
+<w:ftr xmlns:w="http://schemas.openxmlformats.org/wordprocessingml/2006/main">
+  <w:p/>
+</w:ftr>
+</file>
+
+<file path=word/header1.xml><?xml version="1.0" encoding="utf-8"?>
+<w:hdr xmlns:w="http://schemas.openxmlformats.org/wordprocessingml/2006/main">
+  <w:tbl>
+    <w:tblPr>
+      <w:tblW w:w="5000" w:type="pct"/>
+      <w:tblBorders>
+        <w:top w:val="none"/>
+        <w:left w:val="none"/>
+        <w:bottom w:val="single" w:sz="8" w:space="6" w:color="0284C7"/>
+        <w:right w:val="none"/>
+        <w:insideH w:val="none"/>
+        <w:insideV w:val="none"/>
+      </w:tblBorders>
+    </w:tblPr>
+    <w:tr>
+      <w:tc>
+        <w:tcPr>
+          <w:tcW w:w="2800" w:type="pct"/>
+        </w:tcPr>
+        <w:p>
+          <w:pPr>
+            <w:jc w:val="left"/>
+            <w:spacing w:after="40"/>
+          </w:pPr>
+          <w:r>
+            <w:rPr>
+              <w:rFonts w:ascii="Arial"/>
+              <w:sz w:val="17"/>
+              <w:color w:val="0284C7"/>
+              <w:b/>
+            </w:rPr>
+            <w:t>REPÚBLICA BOLIVARIANA DE VENEZUELA • ESTADO MONAGAS</w:t>
+          </w:r>
+        </w:p>
+      </w:tc>
+      <w:tc>
+        <w:tcPr>
+          <w:tcW w:w="2200" w:type="pct"/>
+        </w:tcPr>
+        <w:p>
+          <w:pPr>
+            <w:jc w:val="right"/>
+            <w:spacing w:after="40"/>
+          </w:pPr>
+          <w:r>
+            <w:rPr>
+              <w:rFonts w:ascii="Arial"/>
+              <w:sz w:val="17"/>
+              <w:color w:val="0F172A"/>
+              <w:b/>
+            </w:rPr>
+            <w:t>MOVIMIENTO INDEPENDIENTE GANAMOS TODOS (MIGATO)</w:t>
+          </w:r>
+        </w:p>
+      </w:tc>
+    </w:tr>
+  </w:tbl>
+</w:hdr>
+</file>
+
+<file path=word/header_first.xml><?xml version="1.0" encoding="utf-8"?>
+<w:hdr xmlns:w="http://schemas.openxmlformats.org/wordprocessingml/2006/main">
+  <w:p/>
+</w:hdr>
 </file>
 
 <file path=word/styles.xml><?xml version="1.0" encoding="utf-8"?>
 <w:styles xmlns:w="http://schemas.openxmlformats.org/wordprocessingml/2006/main">
   <w:docDefaults>
     <w:rPrDefault>
-      <w:rFonts w:ascii="Calibri" w:hAnsi="Calibri" w:cs="Calibri"/>
-      <w:sz w:val="22"/>
-      <w:color w:val="1E293B"/>
+      <w:rPr>
+        <w:rFonts w:ascii="Arial" w:hAnsi="Arial" w:cs="Arial"/>
+        <w:sz w:val="24"/>
+        <w:szCs w:val="24"/>
+        <w:color w:val="0F172A"/>
+      </w:rPr>
     </w:rPrDefault>
     <w:pPrDefault>
       <w:pPr>
-        <w:spacing w:line="260" w:lineRule="auto" w:after="90"/>
+        <w:spacing w:line="360" w:lineRule="auto" w:after="140"/>
+        <w:jc w:val="both"/>
       </w:pPr>
     </w:pPrDefault>
   </w:docDefaults>
   <w:style w:type="paragraph" w:styleId="Heading1">
     <w:name w:val="heading 1"/>
     <w:pPr>
-      <w:spacing w:before="200" w:after="90"/>
+      <w:spacing w:before="360" w:after="140"/>
+      <w:jc w:val="left"/>
     </w:pPr>
     <w:rPr>
+      <w:rFonts w:ascii="Arial" w:hAnsi="Arial"/>
       <w:b/>
       <w:color w:val="0F172A"/>
-      <w:sz w:val="28"/>
+      <w:sz w:val="30"/>
     </w:rPr>
   </w:style>
   <w:style w:type="paragraph" w:styleId="Heading2">
     <w:name w:val="heading 2"/>
     <w:pPr>
-      <w:spacing w:before="140" w:after="60"/>
+      <w:spacing w:before="240" w:after="100"/>
+      <w:jc w:val="left"/>
     </w:pPr>
     <w:rPr>
+      <w:rFonts w:ascii="Arial" w:hAnsi="Arial"/>
       <w:b/>
-      <w:color w:val="1E3A8A"/>
+      <w:color w:val="0284C7"/>
+      <w:sz w:val="26"/>
+    </w:rPr>
+  </w:style>
+  <w:style w:type="paragraph" w:styleId="Heading3">
+    <w:name w:val="heading 3"/>
+    <w:pPr>
+      <w:spacing w:before="180" w:after="60"/>
+      <w:jc w:val="left"/>
+    </w:pPr>
+    <w:rPr>
+      <w:rFonts w:ascii="Arial" w:hAnsi="Arial"/>
+      <w:b/>
+      <w:color w:val="0369A1"/>
       <w:sz w:val="24"/>
     </w:rPr>
   </w:style>

--- a/MIGATO_Propuesta_Presupuesto_Minimo_Partido.docx
+++ b/MIGATO_Propuesta_Presupuesto_Minimo_Partido.docx
@@ -1,6 +1,6 @@
 
 <file path=word/document.xml><?xml version="1.0" encoding="utf-8"?>
-<w:document xmlns:w="http://schemas.openxmlformats.org/wordprocessingml/2006/main" xmlns:r="http://schemas.openxmlformats.org/officeDocument/2006/relationships">
+<w:document xmlns:w="http://schemas.openxmlformats.org/wordprocessingml/2006/main" xmlns:r="http://schemas.openxmlformats.org/officeDocument/2006/relationships" xmlns:m="http://schemas.openxmlformats.org/officeDocument/2006/math" xmlns:wp="http://schemas.openxmlformats.org/drawingml/2006/wordprocessingDrawing" xmlns:a="http://schemas.openxmlformats.org/drawingml/2006/main" xmlns:pic="http://schemas.openxmlformats.org/drawingml/2006/picture">
   <w:body>
     <w:p>
       <w:pPr>
@@ -13,7 +13,7 @@
           <w:sz w:val="24"/>
           <w:color w:val="0F172A"/>
         </w:rPr>
-        <w:t>REPÚBLICA BOLIVARIANA DE VENEZUELA</w:t>
+        <w:t>REPÚBLICA BOLIVARIANA DE VENEZUELA • ESTADO MONAGAS</w:t>
       </w:r>
     </w:p>
     <w:p>
@@ -37,10 +37,11 @@
       </w:pPr>
       <w:r>
         <w:rPr>
+          <w:b/>
           <w:sz w:val="20"/>
           <w:color w:val="475569"/>
         </w:rPr>
-        <w:t>DIRECCIÓN GENERAL DE ESTRATEGIA Y SALA SITUACIONAL REGIONAL</w:t>
+        <w:t>EQUIPO TÉCNICO DE SISTEMAS Y ARQUITECTURA DIGITAL</w:t>
       </w:r>
     </w:p>
     <w:p>
@@ -93,7 +94,7 @@
           <w:sz w:val="30"/>
           <w:color w:val="0F172A"/>
         </w:rPr>
-        <w:t>DICTAMEN TÉCNICO-ESTRATÉGICO Y ESTUDIO DE FACTIBILIDAD: ARQUITECTURA DE INTELIGENCIA TERRITORIAL, BLINDAJE CIBERNÉTICO Y PRESUPUESTO MÍNIMO OPERATIVO</w:t>
+        <w:t>INFORME TÉCNICO Y PROPUESTA DE FACTIBILIDAD: ARQUITECTURA DE GESTIÓN TERRITORIAL, SEGURIDAD DE LA INFORMACIÓN Y PRESUPUESTO OPERATIVO</w:t>
       </w:r>
     </w:p>
     <w:p>
@@ -107,7 +108,7 @@
           <w:sz w:val="23"/>
           <w:color w:val="0284C7"/>
         </w:rPr>
-        <w:t>Manual Doctrinal, Evaluación de los Cinco Módulos de Mando Táctico y Protocolo de Pruebas de Hacking Ético en Servidor VPS Soberano</w:t>
+        <w:t>Evaluación Integral de los Cinco Módulos de Control, Servidor VPS Privado y Plan de Despliegue Tecnológico</w:t>
       </w:r>
     </w:p>
     <w:p>
@@ -121,32 +122,19 @@
           <w:sz w:val="22"/>
           <w:color w:val="334155"/>
         </w:rPr>
-        <w:t>Comando de Campaña y Dirección Estratégica</w:t>
+        <w:t>Presentado a la Dirección General del Movimiento Independiente Ganamos Todos</w:t>
       </w:r>
     </w:p>
     <w:p>
       <w:pPr>
         <w:jc w:val="center"/>
-        <w:spacing w:after="30"/>
+        <w:spacing w:after="260"/>
       </w:pPr>
       <w:r>
         <w:rPr>
           <w:sz w:val="20"/>
           <w:color w:val="64748B"/>
         </w:rPr>
-        <w:t>Bajo el Liderazgo Político y Gerencial de José Gregorio "El Gato" Briceño</w:t>
-      </w:r>
-    </w:p>
-    <w:p>
-      <w:pPr>
-        <w:jc w:val="center"/>
-        <w:spacing w:after="260"/>
-      </w:pPr>
-      <w:r>
-        <w:rPr>
-          <w:sz w:val="20"/>
-          <w:color w:val="64748B"/>
-        </w:rPr>
         <w:t>Maturín, Estado Monagas • Septiembre de 2026</w:t>
       </w:r>
     </w:p>
@@ -160,64 +148,46 @@
         <w:pStyle w:val="Heading1"/>
       </w:pPr>
       <w:r>
-        <w:t>RESUMEN EJECUTIVO (ABSTRACT INSTITUCIONAL Y FINANCIERO)</w:t>
-      </w:r>
-    </w:p>
-    <w:p>
-      <w:pPr>
-        <w:jc w:val="both"/>
-        <w:spacing w:line="360" w:after="140"/>
-      </w:pPr>
-      <w:r>
-        <w:rPr>
-          <w:sz w:val="24"/>
-          <w:color w:val="1E293B"/>
-        </w:rPr>
-        <w:t>El presente dictamen formaliza la evaluación técnico-operativa y el estudio de factibilidad financiera para el despliegue soberano de la Plataforma Territorial MIGATO en el Estado Monagas. Concebida bajo la doctrina gerencial de libre mercado y eficiencia privada liderada por José Gregorio 'El Gato' Briceño, la herramienta le otorga al movimiento el control estratégico absoluto de la información en tiempo real, erradicando la improvisación, el espionaje y la dispersión en grupos vulnerables de mensajería.</w:t>
-      </w:r>
-    </w:p>
-    <w:p>
-      <w:pPr>
-        <w:jc w:val="both"/>
-        <w:spacing w:line="360" w:after="140"/>
-      </w:pPr>
-      <w:r>
-        <w:rPr>
-          <w:sz w:val="24"/>
-          <w:color w:val="1E293B"/>
-        </w:rPr>
-        <w:t>A diferencia de la administración pública oficialista que colapsó los servicios del estado y somete a la ciudadanía mediante censos de extorsión, MIGATO articula cinco módulos complementarios (Despacho Celular Seguro, Censo con Protocolo de Buzón Ciego de Cero Residuos, Auditoría Electoral CNE con Validación QR en 2 Segundos, Cartografía Satelital 3D con Atenuación Velo Blanco y Auditoría de la Red Asistencial de 84 Centros de Salud).</w:t>
-      </w:r>
-    </w:p>
-    <w:p>
-      <w:pPr>
-        <w:jc w:val="both"/>
-        <w:spacing w:line="360" w:after="140"/>
-      </w:pPr>
-      <w:r>
-        <w:rPr>
-          <w:sz w:val="24"/>
-          <w:color w:val="1E293B"/>
-        </w:rPr>
-        <w:t>Se somete a consideración del Comando Estratégico la aprobación de un presupuesto mínimo indispensable de arranque de ~$24.50 USD mensuales ($294.00 USD anuales) destinado exclusivamente a la contratación de un Servidor Virtual Privado (VPS) soberano y un Dominio Institucional Oficial con cifrado SSL de 256 bits. Dicha infraestructura permitirá realizar pruebas de estrés de concurrencia y ejecutar tests de penetración y hacking ético para blindar la base de datos frente a adversarios antes de la incorporación masiva de la estructura de base.</w:t>
-      </w:r>
-    </w:p>
-    <w:p>
-      <w:pPr>
-        <w:pBdr>
-          <w:left w:val="single" w:sz="24" w:space="14" w:color="0284C7"/>
-        </w:pBdr>
-        <w:shd w:val="clear" w:color="auto" w:fill="F0F9FF"/>
-        <w:spacing w:line="360" w:before="120" w:after="140"/>
-        <w:jc w:val="both"/>
-      </w:pPr>
-      <w:r>
-        <w:rPr>
-          <w:i/>
-          <w:sz w:val="22"/>
-          <w:color w:val="0369A1"/>
-        </w:rPr>
-        <w:t>«La reconstrucción de Monagas exige rigor gerencial, datos fidedignos e inexpugnabilidad tecnológica. Cada voto y cada comunidad deben defenderse con pruebas matemáticas en la mano.» — Comando Estratégico MIGATO.</w:t>
+        <w:t>RESUMEN GENERAL INSTITUCIONAL</w:t>
+      </w:r>
+    </w:p>
+    <w:p>
+      <w:pPr>
+        <w:jc w:val="both"/>
+        <w:spacing w:line="360" w:after="140"/>
+      </w:pPr>
+      <w:r>
+        <w:rPr>
+          <w:sz w:val="24"/>
+          <w:color w:val="1E293B"/>
+        </w:rPr>
+        <w:t>El presente informe ha sido elaborado por el Equipo Técnico de Sistemas y Desarrollo de la organización para someter a consideración de la Dirección General del Movimiento Independiente Ganamos Todos (MIGATO) la evaluación técnico-operativa y el estudio de factibilidad de la Plataforma Territorial MIGATO. Dicha herramienta constituye una solución tecnológica integral diseñada para otorgar a la estructura de conducción un control riguroso, fidedigno y en tiempo real de la información comunitaria y electoral en los 13 municipios y 44 parroquias del Estado Monagas, superando de manera definitiva la improvisación, el extravío de datos y las vulnerabilidades de seguridad asociadas a los canales de mensajería informal.</w:t>
+      </w:r>
+    </w:p>
+    <w:p>
+      <w:pPr>
+        <w:jc w:val="both"/>
+        <w:spacing w:line="360" w:after="140"/>
+      </w:pPr>
+      <w:r>
+        <w:rPr>
+          <w:sz w:val="24"/>
+          <w:color w:val="1E293B"/>
+        </w:rPr>
+        <w:t>Frente a la degradación sostenida de los servicios públicos en la entidad y los esquemas centralizados de control social, este sistema articula cinco componentes operativos complementarios: Despacho Parroquial Directo por Token Seguro, Censo Comunitario con Protocolo de Privacidad y Cero Residuos en Dispositivo, Acompañamiento y Resguardo del Padrón Electoral con Registro y Archivo de Actas Oficiales, Cartografía Tridimensional de Infraestructura con Filtro de Focalización Territorial, y Diagnóstico Asistencial de la Red de Salud Regional.</w:t>
+      </w:r>
+    </w:p>
+    <w:p>
+      <w:pPr>
+        <w:jc w:val="both"/>
+        <w:spacing w:line="360" w:after="140"/>
+      </w:pPr>
+      <w:r>
+        <w:rPr>
+          <w:sz w:val="24"/>
+          <w:color w:val="1E293B"/>
+        </w:rPr>
+        <w:t>Para garantizar la estabilidad, la velocidad y la protección absoluta de las bases de datos de la organización, el equipo técnico presenta la solicitud de un presupuesto mínimo de infraestructura cloud de aproximadamente $24.50 USD mensuales ($294.00 USD anuales). Este monto está destinado exclusivamente a la contratación de un Servidor Virtual Privado (VPS) dedicado, un dominio web formal y un certificado de cifrado digital SSL/TLS de 256 bits, garantizando soberanía operativa y capacidad para absorber altos volúmenes de usuarios concurrentes sin interrupciones.</w:t>
       </w:r>
     </w:p>
     <w:p>
@@ -225,7 +195,7 @@
         <w:pStyle w:val="Heading1"/>
       </w:pPr>
       <w:r>
-        <w:t>CAPÍTULO I: MARCO DOCTRINAL Y GOBERNANZA CAPITALISTA DE EL GATO BRICEÑO</w:t>
+        <w:t>CAPÍTULO I: MARCO ESTRATÉGICO Y MODERNIZACIÓN DE LA GESTIÓN</w:t>
       </w:r>
     </w:p>
     <w:p>
@@ -233,33 +203,33 @@
         <w:pStyle w:val="Heading2"/>
       </w:pPr>
       <w:r>
-        <w:t>1. Ruptura con el Estatismo y el Clientelismo Centralista</w:t>
-      </w:r>
-    </w:p>
-    <w:p>
-      <w:pPr>
-        <w:jc w:val="both"/>
-        <w:spacing w:line="360" w:after="140"/>
-      </w:pPr>
-      <w:r>
-        <w:rPr>
-          <w:sz w:val="24"/>
-          <w:color w:val="1E293B"/>
-        </w:rPr>
-        <w:t>Durante las últimas décadas, el modelo estatista y burocrático destruyó el aparato productivo y los servicios públicos del Estado Monagas. Hospitales sin insumos ni plantas de emergencia, acueductos paralizados, vialidad agrícola intransitable y apagones permanentes son el saldo de una gestión sustentada en la demagogia y la ineficiencia.</w:t>
-      </w:r>
-    </w:p>
-    <w:p>
-      <w:pPr>
-        <w:jc w:val="both"/>
-        <w:spacing w:line="360" w:after="140"/>
-      </w:pPr>
-      <w:r>
-        <w:rPr>
-          <w:sz w:val="24"/>
-          <w:color w:val="1E293B"/>
-        </w:rPr>
-        <w:t>El Movimiento Independiente Ganamos Todos (MIGATO), enraizado en la memoria de orden, grandes obras de infraestructura y probada solvencia gerencial del gobierno de El Gato Briceño, plantea un modelo diametralmente opuesto: supremacía del mérito técnico, defensa irrestricta de la iniciativa privada, transparencia contable y soberanía tecnológica. Esta plataforma es el instrumento operativo para demostrar que Monagas puede ser gobernada con estándares corporativos de primer mundo.</w:t>
+        <w:t>1.1. Superación del Burocrático Centralismo y Eficiencia Institucional</w:t>
+      </w:r>
+    </w:p>
+    <w:p>
+      <w:pPr>
+        <w:jc w:val="both"/>
+        <w:spacing w:line="360" w:after="140"/>
+      </w:pPr>
+      <w:r>
+        <w:rPr>
+          <w:sz w:val="24"/>
+          <w:color w:val="1E293B"/>
+        </w:rPr>
+        <w:t>Durante años, la administración de los servicios y la gestión comunitaria en el Estado Monagas han padecido un esquema burocrático ineficiente que ha derivado en la precarización generalizada de la calidad de vida de los monaguenses. Hospitales y ambulatorios sin respaldo eléctrico ni agua corriente, comunidades completas con fallas graves de transformadores y redes viales deterioradas son el síntoma directo de una gestión que carece de métricas objetivas y de voluntad técnica.</w:t>
+      </w:r>
+    </w:p>
+    <w:p>
+      <w:pPr>
+        <w:jc w:val="both"/>
+        <w:spacing w:line="360" w:after="140"/>
+      </w:pPr>
+      <w:r>
+        <w:rPr>
+          <w:sz w:val="24"/>
+          <w:color w:val="1E293B"/>
+        </w:rPr>
+        <w:t>Como alternativa política de oposición organizada, el Movimiento Independiente Ganamos Todos (MIGATO) promueve una visión basada en la competencia técnica, la transparencia administrativa, el orden y la modernización de los procesos. La plataforma desarrollada por el equipo de ingeniería responde al compromiso de demostrar que Monagas puede y debe ser gestionada con estándares corporativos de primer mundo, donde cada decisión pública esté respaldada por indicadores auditables, modelos georreferenciados y datos reales de la población.</w:t>
       </w:r>
     </w:p>
     <w:p>
@@ -267,20 +237,33 @@
         <w:pStyle w:val="Heading2"/>
       </w:pPr>
       <w:r>
-        <w:t>2. Soberanía de Datos y Protección Contra Persecución</w:t>
-      </w:r>
-    </w:p>
-    <w:p>
-      <w:pPr>
-        <w:jc w:val="both"/>
-        <w:spacing w:line="360" w:after="140"/>
-      </w:pPr>
-      <w:r>
-        <w:rPr>
-          <w:sz w:val="24"/>
-          <w:color w:val="1E293B"/>
-        </w:rPr>
-        <w:t>En un entorno político hostil, la seguridad de la información es una premisa innegociable. La plataforma MIGATO se diseñó para operar con protocolos forenses que disocian la información de las personas. La dirigencia de base, los testigos electorales y los profesionales de la salud trabajan bajo un escudo criptográfico que neutraliza cualquier intento de amedrentamiento o confiscación en alcabalas.</w:t>
+        <w:t>1.2. Protección de la Información Territorial y Privacidad de la Base</w:t>
+      </w:r>
+    </w:p>
+    <w:p>
+      <w:pPr>
+        <w:jc w:val="both"/>
+        <w:spacing w:line="360" w:after="140"/>
+      </w:pPr>
+      <w:r>
+        <w:rPr>
+          <w:sz w:val="24"/>
+          <w:color w:val="1E293B"/>
+        </w:rPr>
+        <w:t>En el contexto sociopolítico actual, la salvaguarda de la información organizativa es una prioridad institucional. El trabajo de los coordinadores parroquiales, los activistas de campo y los testigos electorales requiere de herramientas digitales que aseguren la compartimentación de responsabilidades y eviten la exposición indebida de datos frente a inspecciones arbitrarias o revisiones no autorizadas de dispositivos móviles en la vía pública.</w:t>
+      </w:r>
+    </w:p>
+    <w:p>
+      <w:pPr>
+        <w:jc w:val="both"/>
+        <w:spacing w:line="360" w:after="140"/>
+      </w:pPr>
+      <w:r>
+        <w:rPr>
+          <w:sz w:val="24"/>
+          <w:color w:val="1E293B"/>
+        </w:rPr>
+        <w:t>Por tales motivos, el diseño arquitectónico de la plataforma prioriza la seguridad por defecto: disocia los accesos, encripta el tráfico de extremo a extremo y suprime cualquier almacenamiento de datos sensibles en la memoria local de los teléfonos, brindando tranquilidad absoluta al personal operativo en el terreno.</w:t>
       </w:r>
     </w:p>
     <w:p>
@@ -288,7 +271,7 @@
         <w:pStyle w:val="Heading1"/>
       </w:pPr>
       <w:r>
-        <w:t>CAPÍTULO II: ARQUITECTURA TÉCNICA DE LOS CINCO MÓDULOS DE MANDO TÁCTICO</w:t>
+        <w:t>CAPÍTULO II: ESPECIFICACIONES TÉCNICAS DE LOS CINCO MÓDULOS DE GESTIÓN</w:t>
       </w:r>
     </w:p>
     <w:p>
@@ -296,41 +279,83 @@
         <w:pStyle w:val="Heading2"/>
       </w:pPr>
       <w:r>
-        <w:t>1. Módulo 1: Despacho Celular Seguro (/despacho/)</w:t>
-      </w:r>
-    </w:p>
-    <w:p>
-      <w:pPr>
-        <w:jc w:val="both"/>
-        <w:spacing w:line="360" w:after="140"/>
-      </w:pPr>
-      <w:r>
-        <w:rPr>
-          <w:sz w:val="24"/>
-          <w:color w:val="1E293B"/>
-        </w:rPr>
-        <w:t>Resuelve el problema histórico del 'teléfono roto' y la filtración de contraseñas. El director de la Sala Situacional pulsa el botón correspondiente a cualquiera de las 44 parroquias de Monagas y el sistema genera automáticamente un enlace encriptado con token individual directo al WhatsApp del coordinador territorial.</w:t>
-      </w:r>
-    </w:p>
-    <w:p>
-      <w:pPr>
-        <w:jc w:val="both"/>
-        <w:spacing w:line="360" w:after="140"/>
-      </w:pPr>
-      <w:r>
-        <w:rPr>
-          <w:b/>
-          <w:sz w:val="24"/>
-          <w:color w:val="0284C7"/>
-        </w:rPr>
-        <w:t xml:space="preserve">Blindaje Operativo: </w:t>
-      </w:r>
-      <w:r>
-        <w:rPr>
-          <w:sz w:val="24"/>
-          <w:color w:val="1E293B"/>
-        </w:rPr>
-        <w:t>El coordinador opera en su jurisdicción sin comprometer las demás parroquias. Si se releva a un cuadro parroquial, su acceso se revoca en 2 segundos sin alterar la configuración del servidor ni afectar a los restantes coordinadores.</w:t>
+        <w:t>2.1. Módulo 1: Despacho Celular Seguro y Coordinación Parroquial (/despacho/)</w:t>
+      </w:r>
+    </w:p>
+    <w:p>
+      <w:pPr>
+        <w:jc w:val="both"/>
+        <w:spacing w:line="360" w:after="140"/>
+      </w:pPr>
+      <w:r>
+        <w:rPr>
+          <w:sz w:val="24"/>
+          <w:color w:val="1E293B"/>
+        </w:rPr>
+        <w:t>Este módulo centraliza y ordena la comunicación de la Sala Situacional con las 44 parroquias del Estado Monagas mediante una estructura radial controlada, resolviendo la dispersión propia de los grupos masivos de mensajería:</w:t>
+      </w:r>
+    </w:p>
+    <w:p>
+      <w:pPr>
+        <w:jc w:val="both"/>
+        <w:spacing w:line="360" w:after="140"/>
+      </w:pPr>
+      <w:r>
+        <w:rPr>
+          <w:b/>
+          <w:sz w:val="24"/>
+          <w:color w:val="0284C7"/>
+        </w:rPr>
+        <w:t xml:space="preserve">• Acceso Instantáneo por Token Web: </w:t>
+      </w:r>
+      <w:r>
+        <w:rPr>
+          <w:sz w:val="24"/>
+          <w:color w:val="1E293B"/>
+        </w:rPr>
+        <w:t>Desde la consola central, el operador genera un enlace web cifrado con un identificador temporal único directo al coordinador parroquial autorizado. El coordinador ingresa desde el navegador de su teléfono celular sin requerir la memorización de contraseñas alfanuméricas complejas ni instalar aplicaciones adicionales.</w:t>
+      </w:r>
+    </w:p>
+    <w:p>
+      <w:pPr>
+        <w:jc w:val="both"/>
+        <w:spacing w:line="360" w:after="140"/>
+      </w:pPr>
+      <w:r>
+        <w:rPr>
+          <w:b/>
+          <w:sz w:val="24"/>
+          <w:color w:val="0284C7"/>
+        </w:rPr>
+        <w:t xml:space="preserve">• Compartimentación Territorial: </w:t>
+      </w:r>
+      <w:r>
+        <w:rPr>
+          <w:sz w:val="24"/>
+          <w:color w:val="1E293B"/>
+        </w:rPr>
+        <w:t>Cada enlace opera exclusivamente dentro de los límites de su parroquia, impidiendo la visualización transversal de incidencias o diagnósticos de otras áreas geográficas.</w:t>
+      </w:r>
+    </w:p>
+    <w:p>
+      <w:pPr>
+        <w:jc w:val="both"/>
+        <w:spacing w:line="360" w:after="140"/>
+      </w:pPr>
+      <w:r>
+        <w:rPr>
+          <w:b/>
+          <w:sz w:val="24"/>
+          <w:color w:val="0284C7"/>
+        </w:rPr>
+        <w:t xml:space="preserve">• Revocación Rápida de Accesos: </w:t>
+      </w:r>
+      <w:r>
+        <w:rPr>
+          <w:sz w:val="24"/>
+          <w:color w:val="1E293B"/>
+        </w:rPr>
+        <w:t>En caso de relevo o reasignación de un coordinador, la Sala de Mando desactiva la credencial digital de forma inmediata, emitiendo una nueva para el responsable entrante sin interrumpir el funcionamiento del servidor central.</w:t>
       </w:r>
     </w:p>
     <w:p>
@@ -338,41 +363,83 @@
         <w:pStyle w:val="Heading2"/>
       </w:pPr>
       <w:r>
-        <w:t>2. Módulo 2: Censo Territorial y Protocolo Forense de Buzón Ciego (/carga/)</w:t>
-      </w:r>
-    </w:p>
-    <w:p>
-      <w:pPr>
-        <w:jc w:val="both"/>
-        <w:spacing w:line="360" w:after="140"/>
-      </w:pPr>
-      <w:r>
-        <w:rPr>
-          <w:sz w:val="24"/>
-          <w:color w:val="1E293B"/>
-        </w:rPr>
-        <w:t>Herramienta ligera para el levantamiento cuantitativo de viviendas, familias, votantes seguros y fallas de servicios (agua, transformadores, vialidad). Implementa el Protocolo de Buzón Ciego (Zero-Byte Memory): al pulsar 'Registrar y Enviar', la memoria del teléfono celular se borra automáticamente.</w:t>
-      </w:r>
-    </w:p>
-    <w:p>
-      <w:pPr>
-        <w:jc w:val="both"/>
-        <w:spacing w:line="360" w:after="140"/>
-      </w:pPr>
-      <w:r>
-        <w:rPr>
-          <w:b/>
-          <w:sz w:val="24"/>
-          <w:color w:val="0284C7"/>
-        </w:rPr>
-        <w:t xml:space="preserve">Seguridad de Base: </w:t>
-      </w:r>
-      <w:r>
-        <w:rPr>
-          <w:sz w:val="24"/>
-          <w:color w:val="1E293B"/>
-        </w:rPr>
-        <w:t>Si un activista es interceptado por organismos de seguridad, el dispositivo móvil no contiene ningún registro ni lista incautable. La información viaja encriptada directamente al repositorio central del Comando.</w:t>
+        <w:t>2.2. Módulo 2: Censo Territorial y Protocolo de Privacidad "Buzón Ciego" (/carga/)</w:t>
+      </w:r>
+    </w:p>
+    <w:p>
+      <w:pPr>
+        <w:jc w:val="both"/>
+        <w:spacing w:line="360" w:after="140"/>
+      </w:pPr>
+      <w:r>
+        <w:rPr>
+          <w:sz w:val="24"/>
+          <w:color w:val="1E293B"/>
+        </w:rPr>
+        <w:t>Herramienta ágil orientada al diagnóstico cuantitativo de necesidades comunitarias y estimación organizativa en sectores urbanos y rurales:</w:t>
+      </w:r>
+    </w:p>
+    <w:p>
+      <w:pPr>
+        <w:jc w:val="both"/>
+        <w:spacing w:line="360" w:after="140"/>
+      </w:pPr>
+      <w:r>
+        <w:rPr>
+          <w:b/>
+          <w:sz w:val="24"/>
+          <w:color w:val="0284C7"/>
+        </w:rPr>
+        <w:t xml:space="preserve">• Métricas Cuantitativas Estandarizadas: </w:t>
+      </w:r>
+      <w:r>
+        <w:rPr>
+          <w:sz w:val="24"/>
+          <w:color w:val="1E293B"/>
+        </w:rPr>
+        <w:t>Registra variables agregadas como número de viviendas, familias, población general y estimación de fuerza comunitaria, junto con el reporte de fallas críticas de servicios (electricidad, agua, vialidad).</w:t>
+      </w:r>
+    </w:p>
+    <w:p>
+      <w:pPr>
+        <w:jc w:val="both"/>
+        <w:spacing w:line="360" w:after="140"/>
+      </w:pPr>
+      <w:r>
+        <w:rPr>
+          <w:b/>
+          <w:sz w:val="24"/>
+          <w:color w:val="0284C7"/>
+        </w:rPr>
+        <w:t xml:space="preserve">• Protección de Datos Ciudadanos: </w:t>
+      </w:r>
+      <w:r>
+        <w:rPr>
+          <w:sz w:val="24"/>
+          <w:color w:val="1E293B"/>
+        </w:rPr>
+        <w:t>Por principio ético e institucional, el sistema no almacena nombres, números de cédula ni teléfonos personales de los vecinos censados, salvaguardando la confidencialidad de las comunidades.</w:t>
+      </w:r>
+    </w:p>
+    <w:p>
+      <w:pPr>
+        <w:jc w:val="both"/>
+        <w:spacing w:line="360" w:after="140"/>
+      </w:pPr>
+      <w:r>
+        <w:rPr>
+          <w:b/>
+          <w:sz w:val="24"/>
+          <w:color w:val="0284C7"/>
+        </w:rPr>
+        <w:t xml:space="preserve">• Protocolo de Cero Residuos en Dispositivo (Zero-Byte Device Storage): </w:t>
+      </w:r>
+      <w:r>
+        <w:rPr>
+          <w:sz w:val="24"/>
+          <w:color w:val="1E293B"/>
+        </w:rPr>
+        <w:t>Al presionar el botón de envío, los datos se transmiten directamente al servidor central bajo cifrado HTTPS y el formulario en pantalla se restablece por completo. En el teléfono no se almacena caché, historial ni borradores, garantizando que el dispositivo quede totalmente limpio ante cualquier revisión externa.</w:t>
       </w:r>
     </w:p>
     <w:p>
@@ -380,41 +447,83 @@
         <w:pStyle w:val="Heading2"/>
       </w:pPr>
       <w:r>
-        <w:t>3. Módulo 3: Padrón Electoral, Tablilla CNE y Validación de Actas QR (/centros-maturin/)</w:t>
-      </w:r>
-    </w:p>
-    <w:p>
-      <w:pPr>
-        <w:jc w:val="both"/>
-        <w:spacing w:line="360" w:after="140"/>
-      </w:pPr>
-      <w:r>
-        <w:rPr>
-          <w:sz w:val="24"/>
-          <w:color w:val="1E293B"/>
-        </w:rPr>
-        <w:t>Georreferenciación milimétrica de las 175 escuelas electorales de Maturín y 419.000 electores categorizados bajo semáforo independiente (Voto Duro leal, Voto Blando persuasible y Voto Joven).</w:t>
-      </w:r>
-    </w:p>
-    <w:p>
-      <w:pPr>
-        <w:jc w:val="both"/>
-        <w:spacing w:line="360" w:after="140"/>
-      </w:pPr>
-      <w:r>
-        <w:rPr>
-          <w:b/>
-          <w:sz w:val="24"/>
-          <w:color w:val="0284C7"/>
-        </w:rPr>
-        <w:t xml:space="preserve">Auditoría Irrefutable: </w:t>
-      </w:r>
-      <w:r>
-        <w:rPr>
-          <w:sz w:val="24"/>
-          <w:color w:val="1E293B"/>
-        </w:rPr>
-        <w:t>Incorpora el Escáner de Códigos QR de Actas Oficiales del CNE: el testigo escanea el comprobante impreso por la máquina de votación y el sistema decodifica y totaliza el acta en 2 segundos. Permite a El Gato Briceño tener el conteo paralelo definitivo antes de que el oficialismo intente manipular la transmisión.</w:t>
+        <w:t>2.3. Módulo 3: Padrón Electoral, Centros Electorales y Resguardo de Actas (/centros-maturin/)</w:t>
+      </w:r>
+    </w:p>
+    <w:p>
+      <w:pPr>
+        <w:jc w:val="both"/>
+        <w:spacing w:line="360" w:after="140"/>
+      </w:pPr>
+      <w:r>
+        <w:rPr>
+          <w:sz w:val="24"/>
+          <w:color w:val="1E293B"/>
+        </w:rPr>
+        <w:t>Diseñado para el seguimiento logístico, caracterización organizativa y archivo documental riguroso en los eventos comiciales del Municipio Maturín:</w:t>
+      </w:r>
+    </w:p>
+    <w:p>
+      <w:pPr>
+        <w:jc w:val="both"/>
+        <w:spacing w:line="360" w:after="140"/>
+      </w:pPr>
+      <w:r>
+        <w:rPr>
+          <w:b/>
+          <w:sz w:val="24"/>
+          <w:color w:val="0284C7"/>
+        </w:rPr>
+        <w:t xml:space="preserve">• Catálogo Geoespacial de Centros: </w:t>
+      </w:r>
+      <w:r>
+        <w:rPr>
+          <w:sz w:val="24"/>
+          <w:color w:val="1E293B"/>
+        </w:rPr>
+        <w:t>Integra la totalidad de los 175 centros de votación y 361 mesas electorales del Municipio Maturín, permitiendo priorizar los 40 centros que concentran más del 60% del padrón electoral.</w:t>
+      </w:r>
+    </w:p>
+    <w:p>
+      <w:pPr>
+        <w:jc w:val="both"/>
+        <w:spacing w:line="360" w:after="140"/>
+      </w:pPr>
+      <w:r>
+        <w:rPr>
+          <w:b/>
+          <w:sz w:val="24"/>
+          <w:color w:val="0284C7"/>
+        </w:rPr>
+        <w:t xml:space="preserve">• Segmentación de Acompañamiento Ciudadano: </w:t>
+      </w:r>
+      <w:r>
+        <w:rPr>
+          <w:sz w:val="24"/>
+          <w:color w:val="1E293B"/>
+        </w:rPr>
+        <w:t>Permite ordenar la labor cívica y comunitaria identificando sectores de participación temprana, electores que requieren acompañamiento logístico y nuevos votantes jóvenes.</w:t>
+      </w:r>
+    </w:p>
+    <w:p>
+      <w:pPr>
+        <w:jc w:val="both"/>
+        <w:spacing w:line="360" w:after="140"/>
+      </w:pPr>
+      <w:r>
+        <w:rPr>
+          <w:b/>
+          <w:sz w:val="24"/>
+          <w:color w:val="0284C7"/>
+        </w:rPr>
+        <w:t xml:space="preserve">• Registro Técnico y Resguardo de Evidencia Documental: </w:t>
+      </w:r>
+      <w:r>
+        <w:rPr>
+          <w:sz w:val="24"/>
+          <w:color w:val="1E293B"/>
+        </w:rPr>
+        <w:t>El sistema permite cargar los resultados numéricos emitidos por mesa, registrar al testigo responsable y almacenar la fotografía digital de respaldo tanto del acta física como del comprobante emitido por el sistema electoral oficial (incluyendo la captura nítida del código QR impreso en el acta). De esta forma, la organización cuenta con un repositorio fidedigno, seguro y auditable para cotejo institucional, sin intervenir ni suplantar las atribuciones o sistemas del Consejo Nacional Electoral.</w:t>
       </w:r>
     </w:p>
     <w:p>
@@ -422,41 +531,83 @@
         <w:pStyle w:val="Heading2"/>
       </w:pPr>
       <w:r>
-        <w:t>4. Módulo 4: Cartografía Táctica Satelital 3D y Efecto Velo Blanco (/earth-monagas/)</w:t>
-      </w:r>
-    </w:p>
-    <w:p>
-      <w:pPr>
-        <w:jc w:val="both"/>
-        <w:spacing w:line="360" w:after="140"/>
-      </w:pPr>
-      <w:r>
-        <w:rPr>
-          <w:sz w:val="24"/>
-          <w:color w:val="1E293B"/>
-        </w:rPr>
-        <w:t>Consola tridimensional de alta definición construida sobre MapLibre 3D. Diseñada específicamente para optimizar la toma de decisiones de El Gato Briceño y su Estado Mayor, evitando la sobrecarga visual.</w:t>
-      </w:r>
-    </w:p>
-    <w:p>
-      <w:pPr>
-        <w:jc w:val="both"/>
-        <w:spacing w:line="360" w:after="140"/>
-      </w:pPr>
-      <w:r>
-        <w:rPr>
-          <w:b/>
-          <w:sz w:val="24"/>
-          <w:color w:val="0284C7"/>
-        </w:rPr>
-        <w:t xml:space="preserve">Focalización Táctica: </w:t>
-      </w:r>
-      <w:r>
-        <w:rPr>
-          <w:sz w:val="24"/>
-          <w:color w:val="1E293B"/>
-        </w:rPr>
-        <w:t>El algoritmo de 'Velo Blanco' cubre con niebla suave los municipios y parroquias periféricas, iluminando únicamente el territorio bajo análisis. Permite planificar rutas de movilización, monitorear la logística de testigos y calcular tiempos de traslado al segundo.</w:t>
+        <w:t>2.4. Módulo 4: Cartografía Tridimensional de Infraestructura y Logística (/earth-monagas/)</w:t>
+      </w:r>
+    </w:p>
+    <w:p>
+      <w:pPr>
+        <w:jc w:val="both"/>
+        <w:spacing w:line="360" w:after="140"/>
+      </w:pPr>
+      <w:r>
+        <w:rPr>
+          <w:sz w:val="24"/>
+          <w:color w:val="1E293B"/>
+        </w:rPr>
+        <w:t>Consola geoespacial tridimensional interactiva pensada para el análisis territorial y la planificación táctica de la dirección general:</w:t>
+      </w:r>
+    </w:p>
+    <w:p>
+      <w:pPr>
+        <w:jc w:val="both"/>
+        <w:spacing w:line="360" w:after="140"/>
+      </w:pPr>
+      <w:r>
+        <w:rPr>
+          <w:b/>
+          <w:sz w:val="24"/>
+          <w:color w:val="0284C7"/>
+        </w:rPr>
+        <w:t xml:space="preserve">• Visualización de Infraestructura Territorial: </w:t>
+      </w:r>
+      <w:r>
+        <w:rPr>
+          <w:sz w:val="24"/>
+          <w:color w:val="1E293B"/>
+        </w:rPr>
+        <w:t>Representa elevaciones topográficas, vías de acceso, distribución de comunidades y ubicación geográfica de transformadores, colectores y centros de atención.</w:t>
+      </w:r>
+    </w:p>
+    <w:p>
+      <w:pPr>
+        <w:jc w:val="both"/>
+        <w:spacing w:line="360" w:after="140"/>
+      </w:pPr>
+      <w:r>
+        <w:rPr>
+          <w:b/>
+          <w:sz w:val="24"/>
+          <w:color w:val="0284C7"/>
+        </w:rPr>
+        <w:t xml:space="preserve">• Herramienta de Focalización Territorial: </w:t>
+      </w:r>
+      <w:r>
+        <w:rPr>
+          <w:sz w:val="24"/>
+          <w:color w:val="1E293B"/>
+        </w:rPr>
+        <w:t>Integra un filtro visual que aplica una atenuación suave sobre las áreas periféricas para resaltar con nitidez la parroquia o sector analizado, reduciendo la saturación visual y permitiendo evaluar prioridades de forma clara durante las sesiones de trabajo.</w:t>
+      </w:r>
+    </w:p>
+    <w:p>
+      <w:pPr>
+        <w:jc w:val="both"/>
+        <w:spacing w:line="360" w:after="140"/>
+      </w:pPr>
+      <w:r>
+        <w:rPr>
+          <w:b/>
+          <w:sz w:val="24"/>
+          <w:color w:val="0284C7"/>
+        </w:rPr>
+        <w:t xml:space="preserve">• Planificación de Rutas y Despliegue: </w:t>
+      </w:r>
+      <w:r>
+        <w:rPr>
+          <w:sz w:val="24"/>
+          <w:color w:val="1E293B"/>
+        </w:rPr>
+        <w:t>Facilita el cálculo de distancias reales, tiempos de traslado de los equipos de apoyo y análisis de conectividad vial para jornadas de campo.</w:t>
       </w:r>
     </w:p>
     <w:p>
@@ -464,41 +615,83 @@
         <w:pStyle w:val="Heading2"/>
       </w:pPr>
       <w:r>
-        <w:t>5. Módulo 5: Red Hospitalaria y Auditoría de Servicios Asistenciales (/salud-monagas/)</w:t>
-      </w:r>
-    </w:p>
-    <w:p>
-      <w:pPr>
-        <w:jc w:val="both"/>
-        <w:spacing w:line="360" w:after="140"/>
-      </w:pPr>
-      <w:r>
-        <w:rPr>
-          <w:sz w:val="24"/>
-          <w:color w:val="1E293B"/>
-        </w:rPr>
-        <w:t>Monitoreo en tiempo real de los 84 centros asistenciales de Monagas (Hospital Universitario Dr. Manuel Núñez Tovar, ambulatorios urbanos tipo II/III y CDIs).</w:t>
-      </w:r>
-    </w:p>
-    <w:p>
-      <w:pPr>
-        <w:jc w:val="both"/>
-        <w:spacing w:line="360" w:after="140"/>
-      </w:pPr>
-      <w:r>
-        <w:rPr>
-          <w:b/>
-          <w:sz w:val="24"/>
-          <w:color w:val="0284C7"/>
-        </w:rPr>
-        <w:t xml:space="preserve">Semáforo de Soporte Vital: </w:t>
-      </w:r>
-      <w:r>
-        <w:rPr>
-          <w:sz w:val="24"/>
-          <w:color w:val="1E293B"/>
-        </w:rPr>
-        <w:t>Supervisa cinco variables críticas de supervivencia: operatividad de plantas eléctricas, suministro continuo de agua, gases medicinales, quirófanos activos y camas disponibles. Permite documentar técnica y jurídicamente la crisis asistencial, ofreciendo propuestas gerenciales inmediatas y desmontando la propaganda del régimen con datos irrefutables.</w:t>
+        <w:t>2.5. Módulo 5: Diagnóstico y Auditoría de la Red Asistencial de Salud (/salud-monagas/)</w:t>
+      </w:r>
+    </w:p>
+    <w:p>
+      <w:pPr>
+        <w:jc w:val="both"/>
+        <w:spacing w:line="360" w:after="140"/>
+      </w:pPr>
+      <w:r>
+        <w:rPr>
+          <w:sz w:val="24"/>
+          <w:color w:val="1E293B"/>
+        </w:rPr>
+        <w:t>Módulo enfocado en la supervisión técnica y estado físico de la red de salud regional en Monagas, abarcando 84 centros asistenciales entre hospitales universitarios, ambulatorios urbanos, rurales y centros integrales:</w:t>
+      </w:r>
+    </w:p>
+    <w:p>
+      <w:pPr>
+        <w:jc w:val="both"/>
+        <w:spacing w:line="360" w:after="140"/>
+      </w:pPr>
+      <w:r>
+        <w:rPr>
+          <w:b/>
+          <w:sz w:val="24"/>
+          <w:color w:val="0284C7"/>
+        </w:rPr>
+        <w:t xml:space="preserve">• Monitoreo de Servicios Críticos: </w:t>
+      </w:r>
+      <w:r>
+        <w:rPr>
+          <w:sz w:val="24"/>
+          <w:color w:val="1E293B"/>
+        </w:rPr>
+        <w:t>Evalúa la operatividad de plantas eléctricas de emergencia, continuidad de suministro de agua por tubería, disponibilidad de gases medicinales y funcionamiento de áreas quirúrgicas o salas de parto.</w:t>
+      </w:r>
+    </w:p>
+    <w:p>
+      <w:pPr>
+        <w:jc w:val="both"/>
+        <w:spacing w:line="360" w:after="140"/>
+      </w:pPr>
+      <w:r>
+        <w:rPr>
+          <w:b/>
+          <w:sz w:val="24"/>
+          <w:color w:val="0284C7"/>
+        </w:rPr>
+        <w:t xml:space="preserve">• Red de Remisión y Referencia: </w:t>
+      </w:r>
+      <w:r>
+        <w:rPr>
+          <w:sz w:val="24"/>
+          <w:color w:val="1E293B"/>
+        </w:rPr>
+        <w:t>Registra la ruta de traslado de pacientes hacia centros de mayor resolución técnica cuando los centros primarios se encuentran limitados en su capacidad operativa.</w:t>
+      </w:r>
+    </w:p>
+    <w:p>
+      <w:pPr>
+        <w:jc w:val="both"/>
+        <w:spacing w:line="360" w:after="140"/>
+      </w:pPr>
+      <w:r>
+        <w:rPr>
+          <w:b/>
+          <w:sz w:val="24"/>
+          <w:color w:val="0284C7"/>
+        </w:rPr>
+        <w:t xml:space="preserve">• Sustento Técnico para Propuestas de Gobierno: </w:t>
+      </w:r>
+      <w:r>
+        <w:rPr>
+          <w:sz w:val="24"/>
+          <w:color w:val="1E293B"/>
+        </w:rPr>
+        <w:t>Consolida una base de datos fehaciente que permite fundamentar ante la opinión pública planes de recuperación hospitalaria basados en diagnósticos reales de ingeniería sanitaria.</w:t>
       </w:r>
     </w:p>
     <w:p>
@@ -506,7 +699,7 @@
         <w:pStyle w:val="Heading1"/>
       </w:pPr>
       <w:r>
-        <w:t>CAPÍTULO III: CIBERSEGURIDAD, DEFENSAS ACTIVAS Y PROTOCOLO DE HACKING ÉTICO</w:t>
+        <w:t>CAPÍTULO III: INFRAESTRUCTURA DE SERVIDORES, SEGURIDAD Y ESTABILIDAD</w:t>
       </w:r>
     </w:p>
     <w:p>
@@ -514,33 +707,33 @@
         <w:pStyle w:val="Heading2"/>
       </w:pPr>
       <w:r>
-        <w:t>1. Necesidad Imperativa de un Servidor VPS Dedicado Soberano</w:t>
-      </w:r>
-    </w:p>
-    <w:p>
-      <w:pPr>
-        <w:jc w:val="both"/>
-        <w:spacing w:line="360" w:after="140"/>
-      </w:pPr>
-      <w:r>
-        <w:rPr>
-          <w:sz w:val="24"/>
-          <w:color w:val="1E293B"/>
-        </w:rPr>
-        <w:t>La dependencia de plataformas gratuitas o servidores compartidos constituye un riesgo de seguridad inaceptable: están sujetas a suspensión arbitraria, no soportan tráfico masivo concurrente el día de las elecciones y exponen los datos a vulnerabilidades ajenas.</w:t>
-      </w:r>
-    </w:p>
-    <w:p>
-      <w:pPr>
-        <w:jc w:val="both"/>
-        <w:spacing w:line="360" w:after="140"/>
-      </w:pPr>
-      <w:r>
-        <w:rPr>
-          <w:sz w:val="24"/>
-          <w:color w:val="1E293B"/>
-        </w:rPr>
-        <w:t>Un Servidor Cloud VPS Dedicado garantiza soberanía técnica: cortafuegos configurado a la medida, aislamiento de bases de datos, copias de respaldo automatizadas fuera de línea y ancho de banda garantizado para soportar miles de conexiones simultáneas sin caídas.</w:t>
+        <w:t>3.1. Necesidad Imperativa de un Servidor Cloud VPS Privado</w:t>
+      </w:r>
+    </w:p>
+    <w:p>
+      <w:pPr>
+        <w:jc w:val="both"/>
+        <w:spacing w:line="360" w:after="140"/>
+      </w:pPr>
+      <w:r>
+        <w:rPr>
+          <w:sz w:val="24"/>
+          <w:color w:val="1E293B"/>
+        </w:rPr>
+        <w:t>El despliegue de una plataforma estratégica no puede sustentarse sobre servidores gratuitos o alojamientos web compartidos básicos. Dicho tipo de servicios presenta graves inconvenientes: limitaciones de ancho de banda, suspensiones imprevistas sin previo aviso, falta de aislamiento de los datos y lentitud extrema ante accesos concurrentes en momentos cruciales.</w:t>
+      </w:r>
+    </w:p>
+    <w:p>
+      <w:pPr>
+        <w:jc w:val="both"/>
+        <w:spacing w:line="360" w:after="140"/>
+      </w:pPr>
+      <w:r>
+        <w:rPr>
+          <w:sz w:val="24"/>
+          <w:color w:val="1E293B"/>
+        </w:rPr>
+        <w:t>La contratación de un Servidor Virtual Privado (VPS) dedicado garantiza independencia y control técnico absoluto: recursos de memoria y procesador exclusivos, cortafuegos configurado a la medida de la organización, respaldo automatizado de bases de datos fuera de línea y disponibilidad ininterrumpida las 24 horas del día.</w:t>
       </w:r>
     </w:p>
     <w:p>
@@ -548,41 +741,83 @@
         <w:pStyle w:val="Heading2"/>
       </w:pPr>
       <w:r>
-        <w:t>2. Protocolo de Pentesting y Pruebas de Resistencia al Ataque</w:t>
-      </w:r>
-    </w:p>
-    <w:p>
-      <w:pPr>
-        <w:jc w:val="both"/>
-        <w:spacing w:line="360" w:after="140"/>
-      </w:pPr>
-      <w:r>
-        <w:rPr>
-          <w:sz w:val="24"/>
-          <w:color w:val="1E293B"/>
-        </w:rPr>
-        <w:t>Antes de abrir la plataforma a la totalidad de la estructura de base, el equipo técnico someterá el servidor a simulaciones controladas de intrusión (Pentesting Ético): escaneo de puertos vulnerables, pruebas de inyección SQL, simulación de ataques de denegación distribuida de servicio (DDoS) y auditoría de certificados SSL.</w:t>
-      </w:r>
-    </w:p>
-    <w:p>
-      <w:pPr>
-        <w:jc w:val="both"/>
-        <w:spacing w:line="360" w:after="140"/>
-      </w:pPr>
-      <w:r>
-        <w:rPr>
-          <w:b/>
-          <w:sz w:val="24"/>
-          <w:color w:val="0284C7"/>
-        </w:rPr>
-        <w:t xml:space="preserve">Cero Brechas: </w:t>
-      </w:r>
-      <w:r>
-        <w:rPr>
-          <w:sz w:val="24"/>
-          <w:color w:val="1E293B"/>
-        </w:rPr>
-        <w:t>El objetivo es garantizar que ningún actor malicioso u organismo de contrainteligencia pueda hackear el sistema, ralentizar el despacho de órdenes o vulnerar la confidencialidad de la militancia independiente.</w:t>
+        <w:t>3.2. Protocolo de Blindaje Informático y Pruebas de Carga</w:t>
+      </w:r>
+    </w:p>
+    <w:p>
+      <w:pPr>
+        <w:jc w:val="both"/>
+        <w:spacing w:line="360" w:after="140"/>
+      </w:pPr>
+      <w:r>
+        <w:rPr>
+          <w:sz w:val="24"/>
+          <w:color w:val="1E293B"/>
+        </w:rPr>
+        <w:t>Para asegurar que la plataforma opere con la máxima robustez antes de incorporar de forma masiva a las estructuras de base, el equipo técnico implementará una batería de pruebas de control de calidad y seguridad informática:</w:t>
+      </w:r>
+    </w:p>
+    <w:p>
+      <w:pPr>
+        <w:jc w:val="both"/>
+        <w:spacing w:line="360" w:after="140"/>
+      </w:pPr>
+      <w:r>
+        <w:rPr>
+          <w:b/>
+          <w:sz w:val="24"/>
+          <w:color w:val="0284C7"/>
+        </w:rPr>
+        <w:t xml:space="preserve">• Auditoría de Vulnerabilidades y Puertos: </w:t>
+      </w:r>
+      <w:r>
+        <w:rPr>
+          <w:sz w:val="24"/>
+          <w:color w:val="1E293B"/>
+        </w:rPr>
+        <w:t>Cierre estricto de puertos no esenciales, limitación del acceso al panel de administración únicamente a direcciones IP autorizadas y configuración de reglas de protección contra intentos repetitivos de acceso no autorizado (Fail2ban e iptables).</w:t>
+      </w:r>
+    </w:p>
+    <w:p>
+      <w:pPr>
+        <w:jc w:val="both"/>
+        <w:spacing w:line="360" w:after="140"/>
+      </w:pPr>
+      <w:r>
+        <w:rPr>
+          <w:b/>
+          <w:sz w:val="24"/>
+          <w:color w:val="0284C7"/>
+        </w:rPr>
+        <w:t xml:space="preserve">• Cifrado Integral en Tránsito: </w:t>
+      </w:r>
+      <w:r>
+        <w:rPr>
+          <w:sz w:val="24"/>
+          <w:color w:val="1E293B"/>
+        </w:rPr>
+        <w:t>Implementación de certificados SSL/TLS con encriptación de 256 bits en todos los subdominios de la plataforma, evitando la intercepción de información en redes móviles o públicas.</w:t>
+      </w:r>
+    </w:p>
+    <w:p>
+      <w:pPr>
+        <w:jc w:val="both"/>
+        <w:spacing w:line="360" w:after="140"/>
+      </w:pPr>
+      <w:r>
+        <w:rPr>
+          <w:b/>
+          <w:sz w:val="24"/>
+          <w:color w:val="0284C7"/>
+        </w:rPr>
+        <w:t xml:space="preserve">• Pruebas de Estrés y Concurrencia: </w:t>
+      </w:r>
+      <w:r>
+        <w:rPr>
+          <w:sz w:val="24"/>
+          <w:color w:val="1E293B"/>
+        </w:rPr>
+        <w:t>Simulación de cargas simultáneas de peticiones para garantizar que el servidor mantenga tiempos de respuesta óptimos (menores a 1 segundo) durante jornadas de alta afluencia de reportes en campo.</w:t>
       </w:r>
     </w:p>
     <w:p>
@@ -590,28 +825,20 @@
         <w:pStyle w:val="Heading1"/>
       </w:pPr>
       <w:r>
-        <w:t>CAPÍTULO IV: ESTUDIO ECONÓMICO Y PRESUPUESTO MÍNIMO OPERATIVO</w:t>
-      </w:r>
-    </w:p>
-    <w:p>
-      <w:pPr>
-        <w:pStyle w:val="Heading2"/>
-      </w:pPr>
-      <w:r>
-        <w:t>1. Desglose del Presupuesto Mínimo de Arranque (Fase 1)</w:t>
-      </w:r>
-    </w:p>
-    <w:p>
-      <w:pPr>
-        <w:jc w:val="both"/>
-        <w:spacing w:line="360" w:after="140"/>
-      </w:pPr>
-      <w:r>
-        <w:rPr>
-          <w:sz w:val="24"/>
-          <w:color w:val="1E293B"/>
-        </w:rPr>
-        <w:t>El presupuesto solicitado representa el costo estricto de los recursos en la nube indispensables para encender los motores y validar la plataforma con tres parroquias piloto (Las Cocuizas, San Simón y Alto de Los Godos):</w:t>
+        <w:t>CAPÍTULO IV: ESTUDIO ECONÓMICO Y PRESUPUESTO OPERATIVO</w:t>
+      </w:r>
+    </w:p>
+    <w:p>
+      <w:pPr>
+        <w:jc w:val="both"/>
+        <w:spacing w:line="360" w:after="140"/>
+      </w:pPr>
+      <w:r>
+        <w:rPr>
+          <w:sz w:val="24"/>
+          <w:color w:val="1E293B"/>
+        </w:rPr>
+        <w:t>El equipo de ingenieros y desarrolladores ha provisto la arquitectura de software y programación del sistema sin costo de honorarios para la organización. El requerimiento financiero presentado se limita estrictamente al pago directo de la infraestructura en la nube requerida para poner en funcionamiento el servidor y validar las parroquias piloto:</w:t>
       </w:r>
     </w:p>
     <w:tbl>
@@ -642,7 +869,7 @@
                 <w:color w:val="FFFFFF"/>
                 <w:sz w:val="20"/>
               </w:rPr>
-              <w:t>Concepto de Infraestructura</w:t>
+              <w:t>Componente de Infraestructura</w:t>
             </w:r>
           </w:p>
         </w:tc>
@@ -716,6 +943,7 @@
             </w:pPr>
             <w:r>
               <w:rPr>
+                <w:color w:val="1E293B"/>
                 <w:sz w:val="20"/>
               </w:rPr>
               <w:t>Servidor Cloud VPS Dedicado</w:t>
@@ -733,9 +961,10 @@
             </w:pPr>
             <w:r>
               <w:rPr>
-                <w:sz w:val="20"/>
-              </w:rPr>
-              <w:t>4 vCPU / 8 GB RAM / 100 GB SSD NVMe / Red 1 Gbps (Anti-DDoS)</w:t>
+                <w:color w:val="1E293B"/>
+                <w:sz w:val="20"/>
+              </w:rPr>
+              <w:t>4 vCPU / 8 GB RAM / 100 GB SSD NVMe / Red 1 Gbps / Protección contra ataques de tráfico</w:t>
             </w:r>
           </w:p>
         </w:tc>
@@ -746,10 +975,11 @@
           <w:p>
             <w:pPr>
               <w:spacing w:before="60" w:after="60"/>
-              <w:jc w:val="left"/>
-            </w:pPr>
-            <w:r>
-              <w:rPr>
+              <w:jc w:val="center"/>
+            </w:pPr>
+            <w:r>
+              <w:rPr>
+                <w:color w:val="1E293B"/>
                 <w:sz w:val="20"/>
               </w:rPr>
               <w:t>$20.00 USD</w:t>
@@ -763,10 +993,11 @@
           <w:p>
             <w:pPr>
               <w:spacing w:before="60" w:after="60"/>
-              <w:jc w:val="left"/>
-            </w:pPr>
-            <w:r>
-              <w:rPr>
+              <w:jc w:val="center"/>
+            </w:pPr>
+            <w:r>
+              <w:rPr>
+                <w:color w:val="1E293B"/>
                 <w:sz w:val="20"/>
               </w:rPr>
               <w:t>$240.00 USD</w:t>
@@ -786,6 +1017,7 @@
             </w:pPr>
             <w:r>
               <w:rPr>
+                <w:color w:val="1E293B"/>
                 <w:sz w:val="20"/>
               </w:rPr>
               <w:t>Dominio Institucional Oficial</w:t>
@@ -803,9 +1035,10 @@
             </w:pPr>
             <w:r>
               <w:rPr>
-                <w:sz w:val="20"/>
-              </w:rPr>
-              <w:t>Registro anual + Certificado SSL Wildcard (HTTPS 256 bits)</w:t>
+                <w:color w:val="1E293B"/>
+                <w:sz w:val="20"/>
+              </w:rPr>
+              <w:t>Registro anual de dominio web + Certificado SSL Wildcard (HTTPS 256 bits)</w:t>
             </w:r>
           </w:p>
         </w:tc>
@@ -816,10 +1049,11 @@
           <w:p>
             <w:pPr>
               <w:spacing w:before="60" w:after="60"/>
-              <w:jc w:val="left"/>
-            </w:pPr>
-            <w:r>
-              <w:rPr>
+              <w:jc w:val="center"/>
+            </w:pPr>
+            <w:r>
+              <w:rPr>
+                <w:color w:val="1E293B"/>
                 <w:sz w:val="20"/>
               </w:rPr>
               <w:t>$1.50 USD</w:t>
@@ -833,10 +1067,11 @@
           <w:p>
             <w:pPr>
               <w:spacing w:before="60" w:after="60"/>
-              <w:jc w:val="left"/>
-            </w:pPr>
-            <w:r>
-              <w:rPr>
+              <w:jc w:val="center"/>
+            </w:pPr>
+            <w:r>
+              <w:rPr>
+                <w:color w:val="1E293B"/>
                 <w:sz w:val="20"/>
               </w:rPr>
               <w:t>$18.00 USD</w:t>
@@ -856,6 +1091,7 @@
             </w:pPr>
             <w:r>
               <w:rPr>
+                <w:color w:val="1E293B"/>
                 <w:sz w:val="20"/>
               </w:rPr>
               <w:t>IP Pública Fija Dedicada</w:t>
@@ -873,9 +1109,10 @@
             </w:pPr>
             <w:r>
               <w:rPr>
-                <w:sz w:val="20"/>
-              </w:rPr>
-              <w:t>Dirección IP exclusiva para firewall y Sala de Mando</w:t>
+                <w:color w:val="1E293B"/>
+                <w:sz w:val="20"/>
+              </w:rPr>
+              <w:t>Dirección IP estática exclusiva para filtrado seguro de conexiones en consola de mando</w:t>
             </w:r>
           </w:p>
         </w:tc>
@@ -886,10 +1123,11 @@
           <w:p>
             <w:pPr>
               <w:spacing w:before="60" w:after="60"/>
-              <w:jc w:val="left"/>
-            </w:pPr>
-            <w:r>
-              <w:rPr>
+              <w:jc w:val="center"/>
+            </w:pPr>
+            <w:r>
+              <w:rPr>
+                <w:color w:val="1E293B"/>
                 <w:sz w:val="20"/>
               </w:rPr>
               <w:t>$3.00 USD</w:t>
@@ -903,10 +1141,11 @@
           <w:p>
             <w:pPr>
               <w:spacing w:before="60" w:after="60"/>
-              <w:jc w:val="left"/>
-            </w:pPr>
-            <w:r>
-              <w:rPr>
+              <w:jc w:val="center"/>
+            </w:pPr>
+            <w:r>
+              <w:rPr>
+                <w:color w:val="1E293B"/>
                 <w:sz w:val="20"/>
               </w:rPr>
               <w:t>$36.00 USD</w:t>
@@ -926,9 +1165,10 @@
             </w:pPr>
             <w:r>
               <w:rPr>
-                <w:sz w:val="20"/>
-              </w:rPr>
-              <w:t>Software de Pentesting y Blindaje</w:t>
+                <w:color w:val="1E293B"/>
+                <w:sz w:val="20"/>
+              </w:rPr>
+              <w:t>Software de Servidor y Reglas de Seguridad</w:t>
             </w:r>
           </w:p>
         </w:tc>
@@ -943,9 +1183,10 @@
             </w:pPr>
             <w:r>
               <w:rPr>
-                <w:sz w:val="20"/>
-              </w:rPr>
-              <w:t>Herramientas FOSS de hacking ético, Fail2ban e iptables</w:t>
+                <w:color w:val="1E293B"/>
+                <w:sz w:val="20"/>
+              </w:rPr>
+              <w:t>Entorno Linux Ubuntu Server, Nginx, PostgreSQL, Fail2ban y módulos FOSS de código abierto</w:t>
             </w:r>
           </w:p>
         </w:tc>
@@ -956,13 +1197,14 @@
           <w:p>
             <w:pPr>
               <w:spacing w:before="60" w:after="60"/>
-              <w:jc w:val="left"/>
-            </w:pPr>
-            <w:r>
-              <w:rPr>
-                <w:sz w:val="20"/>
-              </w:rPr>
-              <w:t>$0.00 (Libre)</w:t>
+              <w:jc w:val="center"/>
+            </w:pPr>
+            <w:r>
+              <w:rPr>
+                <w:color w:val="1E293B"/>
+                <w:sz w:val="20"/>
+              </w:rPr>
+              <w:t>$0.00 USD</w:t>
             </w:r>
           </w:p>
         </w:tc>
@@ -973,13 +1215,14 @@
           <w:p>
             <w:pPr>
               <w:spacing w:before="60" w:after="60"/>
-              <w:jc w:val="left"/>
-            </w:pPr>
-            <w:r>
-              <w:rPr>
-                <w:sz w:val="20"/>
-              </w:rPr>
-              <w:t>$0.00 (Incluido)</w:t>
+              <w:jc w:val="center"/>
+            </w:pPr>
+            <w:r>
+              <w:rPr>
+                <w:color w:val="1E293B"/>
+                <w:sz w:val="20"/>
+              </w:rPr>
+              <w:t>$0.00 USD</w:t>
             </w:r>
           </w:p>
         </w:tc>
@@ -996,9 +1239,11 @@
             </w:pPr>
             <w:r>
               <w:rPr>
-                <w:sz w:val="20"/>
-              </w:rPr>
-              <w:t>TOTAL MÍNIMO SOLICITADO (FASE 1)</w:t>
+                <w:b/>
+                <w:color w:val="1E293B"/>
+                <w:sz w:val="20"/>
+              </w:rPr>
+              <w:t>TOTAL MÍNIMO SOLICITADO (FASE 1):</w:t>
             </w:r>
           </w:p>
         </w:tc>
@@ -1013,9 +1258,11 @@
             </w:pPr>
             <w:r>
               <w:rPr>
-                <w:sz w:val="20"/>
-              </w:rPr>
-              <w:t>Infraestructura lista para pruebas de campo y seguridad</w:t>
+                <w:b/>
+                <w:color w:val="1E293B"/>
+                <w:sz w:val="20"/>
+              </w:rPr>
+              <w:t>Infraestructura cloud soberana y certificada para las pruebas piloto</w:t>
             </w:r>
           </w:p>
         </w:tc>
@@ -1026,10 +1273,12 @@
           <w:p>
             <w:pPr>
               <w:spacing w:before="60" w:after="60"/>
-              <w:jc w:val="left"/>
-            </w:pPr>
-            <w:r>
-              <w:rPr>
+              <w:jc w:val="center"/>
+            </w:pPr>
+            <w:r>
+              <w:rPr>
+                <w:b/>
+                <w:color w:val="0284C7"/>
                 <w:sz w:val="20"/>
               </w:rPr>
               <w:t>~$24.50 USD / mes</w:t>
@@ -1043,10 +1292,12 @@
           <w:p>
             <w:pPr>
               <w:spacing w:before="60" w:after="60"/>
-              <w:jc w:val="left"/>
-            </w:pPr>
-            <w:r>
-              <w:rPr>
+              <w:jc w:val="center"/>
+            </w:pPr>
+            <w:r>
+              <w:rPr>
+                <w:b/>
+                <w:color w:val="0284C7"/>
                 <w:sz w:val="20"/>
               </w:rPr>
               <w:t>$294.00 USD / AÑO</w:t>
@@ -1055,6 +1306,127 @@
         </w:tc>
       </w:tr>
     </w:tbl>
+    <w:p>
+      <w:pPr>
+        <w:pStyle w:val="Heading2"/>
+      </w:pPr>
+      <w:r>
+        <w:t>4.1. Planificación Escalonada por Fases</w:t>
+      </w:r>
+    </w:p>
+    <w:p>
+      <w:pPr>
+        <w:jc w:val="both"/>
+        <w:spacing w:line="360" w:after="140"/>
+      </w:pPr>
+      <w:r>
+        <w:rPr>
+          <w:b/>
+          <w:sz w:val="24"/>
+          <w:color w:val="0284C7"/>
+        </w:rPr>
+        <w:t xml:space="preserve">• Fase 1 (Inmediata - Objeto de esta solicitud): </w:t>
+      </w:r>
+      <w:r>
+        <w:rPr>
+          <w:sz w:val="24"/>
+          <w:color w:val="1E293B"/>
+        </w:rPr>
+        <w:t>Adquisición de la infraestructura cloud, vinculación de dominio oficial, configuración de reglas de firewall, pruebas de carga y validación en parroquias piloto (Las Cocuizas, San Simón y Alto de Los Godos). Inversión requerida: $294.00 USD.</w:t>
+      </w:r>
+    </w:p>
+    <w:p>
+      <w:pPr>
+        <w:jc w:val="both"/>
+        <w:spacing w:line="360" w:after="140"/>
+      </w:pPr>
+      <w:r>
+        <w:rPr>
+          <w:b/>
+          <w:sz w:val="24"/>
+          <w:color w:val="0284C7"/>
+        </w:rPr>
+        <w:t xml:space="preserve">• Fase 2 (Consolidación de Sala Situacional Física): </w:t>
+      </w:r>
+      <w:r>
+        <w:rPr>
+          <w:sz w:val="24"/>
+          <w:color w:val="1E293B"/>
+        </w:rPr>
+        <w:t>En una etapa posterior, sujeta a la planificación y disponibilidad del movimiento, se contempla la dotación física del espacio de mando (equipos de computación dedicados, pantallas de visualización general para seguimiento simultáneo y sistemas de respaldo eléctrico con inversores/UPS para operar durante las fallas del servicio eléctrico regional).</w:t>
+      </w:r>
+    </w:p>
+    <w:p>
+      <w:pPr>
+        <w:pStyle w:val="Heading1"/>
+      </w:pPr>
+      <w:r>
+        <w:t>CAPÍTULO V: CONCLUSIONES Y DICTAMEN TÉCNICO</w:t>
+      </w:r>
+    </w:p>
+    <w:p>
+      <w:pPr>
+        <w:jc w:val="both"/>
+        <w:spacing w:line="360" w:after="140"/>
+      </w:pPr>
+      <w:r>
+        <w:rPr>
+          <w:b/>
+          <w:sz w:val="24"/>
+          <w:color w:val="0284C7"/>
+        </w:rPr>
+        <w:t xml:space="preserve">• Madurez Funcional: </w:t>
+      </w:r>
+      <w:r>
+        <w:rPr>
+          <w:sz w:val="24"/>
+          <w:color w:val="1E293B"/>
+        </w:rPr>
+        <w:t>Los cinco módulos de la plataforma MIGATO se encuentran programados y validados en entornos locales de prueba, demostrando plena solvencia operativa para la gestión territorial del estado.</w:t>
+      </w:r>
+    </w:p>
+    <w:p>
+      <w:pPr>
+        <w:jc w:val="both"/>
+        <w:spacing w:line="360" w:after="140"/>
+      </w:pPr>
+      <w:r>
+        <w:rPr>
+          <w:b/>
+          <w:sz w:val="24"/>
+          <w:color w:val="0284C7"/>
+        </w:rPr>
+        <w:t xml:space="preserve">• Seguridad y Protección Humana: </w:t>
+      </w:r>
+      <w:r>
+        <w:rPr>
+          <w:sz w:val="24"/>
+          <w:color w:val="1E293B"/>
+        </w:rPr>
+        <w:t>El esquema de enlaces mediante token web y el protocolo de borrado de formularios en el dispositivo blindan de manera efectiva la integridad de la militancia de base en el terreno.</w:t>
+      </w:r>
+    </w:p>
+    <w:p>
+      <w:pPr>
+        <w:jc w:val="both"/>
+        <w:spacing w:line="360" w:after="140"/>
+      </w:pPr>
+      <w:r>
+        <w:rPr>
+          <w:b/>
+          <w:sz w:val="24"/>
+          <w:color w:val="0284C7"/>
+        </w:rPr>
+        <w:t xml:space="preserve">• Máxima Rentabilidad de Inversión: </w:t>
+      </w:r>
+      <w:r>
+        <w:rPr>
+          <w:sz w:val="24"/>
+          <w:color w:val="1E293B"/>
+        </w:rPr>
+        <w:t>La inversión anual solicitada ($294.00 USD) es exclusivamente de costo directo de servidores y representa una fracción mínima en comparación con el valor de mercado de un sistema corporativo de esta envergadura.</w:t>
+      </w:r>
+    </w:p>
     <w:p>
       <w:pPr>
         <w:pBdr>
@@ -1070,257 +1442,60 @@
           <w:sz w:val="22"/>
           <w:color w:val="0369A1"/>
         </w:rPr>
-        <w:t>«ANÁLISIS DE RETORNO DE INVERSIÓN: En el mercado privado corporativo, el desarrollo desde cero de una plataforma integrada de 5 módulos supera los $25.000 USD. El desarrollo técnico ya fue donado al equipo de El Gato Briceño sin costo alguno. La aprobación de $294 USD anuales cubre el 100% de la infraestructura tecnológica requerida.»</w:t>
-      </w:r>
-    </w:p>
-    <w:p>
-      <w:pPr>
-        <w:pStyle w:val="Heading2"/>
-      </w:pPr>
-      <w:r>
-        <w:t>2. Planificación por Fases: Fase 1 (Digital) vs. Fase 2 (Física)</w:t>
-      </w:r>
-    </w:p>
-    <w:p>
-      <w:pPr>
-        <w:jc w:val="both"/>
-        <w:spacing w:line="360" w:after="140"/>
-      </w:pPr>
-      <w:r>
-        <w:rPr>
-          <w:b/>
-          <w:sz w:val="24"/>
-          <w:color w:val="0284C7"/>
-        </w:rPr>
-        <w:t xml:space="preserve">FASE 1: </w:t>
-      </w:r>
-      <w:r>
-        <w:rPr>
-          <w:sz w:val="24"/>
-          <w:color w:val="1E293B"/>
-        </w:rPr>
-        <w:t>Fase 1 (Inmediata - Objeto de esta solicitud):</w:t>
-      </w:r>
-    </w:p>
-    <w:p>
-      <w:pPr>
-        <w:jc w:val="both"/>
-        <w:spacing w:line="360" w:after="140"/>
-      </w:pPr>
-      <w:r>
-        <w:rPr>
-          <w:sz w:val="24"/>
-          <w:color w:val="1E293B"/>
-        </w:rPr>
-        <w:t>Contratación del VPS, configuración de dominios, despliegue de cortafuegos, test de hacking ético y prueba de estrés con coordinadores de campo. Inversión: $294.00 USD.</w:t>
-      </w:r>
-    </w:p>
-    <w:p>
-      <w:pPr>
-        <w:jc w:val="both"/>
-        <w:spacing w:line="360" w:after="140"/>
-      </w:pPr>
-      <w:r>
-        <w:rPr>
-          <w:b/>
-          <w:sz w:val="24"/>
-          <w:color w:val="0284C7"/>
-        </w:rPr>
-        <w:t xml:space="preserve">FASE 2: </w:t>
-      </w:r>
-      <w:r>
-        <w:rPr>
-          <w:sz w:val="24"/>
-          <w:color w:val="1E293B"/>
-        </w:rPr>
-        <w:t>Fase 2 (Consolidación - A mediano plazo según disponga el Comando):</w:t>
-      </w:r>
-    </w:p>
-    <w:p>
-      <w:pPr>
-        <w:jc w:val="both"/>
-        <w:spacing w:line="360" w:after="140"/>
-      </w:pPr>
-      <w:r>
-        <w:rPr>
-          <w:sz w:val="24"/>
-          <w:color w:val="1E293B"/>
-        </w:rPr>
-        <w:t>Equipamiento de la Sala Situacional física de El Gato Briceño: 2 a 3 computadoras de escritorio, pantallas de 55 pulgadas para videowall, sistema de respaldo eléctrico con inversores de corriente y baterías UPS para operar sin interrupciones durante los apagones de Corpoelec, y enlace satelital de respaldo. Su ejecución se programará una vez concluida exitosamente la Fase 1.</w:t>
-      </w:r>
-    </w:p>
-    <w:p>
-      <w:pPr>
-        <w:pStyle w:val="Heading1"/>
-      </w:pPr>
-      <w:r>
-        <w:t>CAPÍTULO V: CONCLUSIONES, DICTAMEN TÉCNICO Y FIRMAS</w:t>
-      </w:r>
-    </w:p>
-    <w:p>
-      <w:pPr>
-        <w:jc w:val="both"/>
-        <w:spacing w:line="360" w:after="140"/>
-      </w:pPr>
-      <w:r>
-        <w:rPr>
-          <w:sz w:val="24"/>
-          <w:color w:val="1E293B"/>
-        </w:rPr>
-        <w:t>1. Viabilidad Técnica Plena: Los cinco módulos de la plataforma MIGATO se encuentran programados, probados y plenamente funcionales.</w:t>
-      </w:r>
-    </w:p>
-    <w:p>
-      <w:pPr>
-        <w:jc w:val="both"/>
-        <w:spacing w:line="360" w:after="140"/>
-      </w:pPr>
-      <w:r>
-        <w:rPr>
-          <w:sz w:val="24"/>
-          <w:color w:val="1E293B"/>
-        </w:rPr>
-        <w:t>2. Seguridad Inexpugnable: El protocolo de Buzón Ciego de Cero Bytes y la validación de actas QR blindan la integridad de la militancia y la defensa matemática del voto.</w:t>
-      </w:r>
-    </w:p>
-    <w:p>
-      <w:pPr>
-        <w:jc w:val="both"/>
-        <w:spacing w:line="360" w:after="140"/>
-      </w:pPr>
-      <w:r>
-        <w:rPr>
-          <w:sz w:val="24"/>
-          <w:color w:val="1E293B"/>
-        </w:rPr>
-        <w:t>3. Eficiencia de Costos Sobresaliente: Un costo operativo de menos de $25 dólares al mes representa una relación costo-beneficio inigualable para la conducción política regional.</w:t>
-      </w:r>
-    </w:p>
-    <w:p>
-      <w:pPr>
-        <w:jc w:val="both"/>
-        <w:spacing w:line="360" w:after="140"/>
-      </w:pPr>
-      <w:r>
-        <w:rPr>
-          <w:b/>
-          <w:sz w:val="24"/>
-          <w:color w:val="0284C7"/>
-        </w:rPr>
-        <w:t xml:space="preserve">DICTAMEN FINAL: </w:t>
-      </w:r>
-      <w:r>
-        <w:rPr>
-          <w:sz w:val="24"/>
-          <w:color w:val="1E293B"/>
-        </w:rPr>
-        <w:t>Dictamen: Se recomienda al Comando Estratégico la inmediata aprobación y desembolso del monto de $294.00 USD para la contratación de la infraestructura cloud de la Fase 1.</w:t>
-      </w:r>
-    </w:p>
-    <w:p>
-      <w:pPr>
-        <w:spacing w:before="360"/>
-      </w:pPr>
-    </w:p>
-    <w:tbl>
-      <w:tblPr>
-        <w:tblW w:w="5000" w:type="pct"/>
-        <w:tblBorders>
-          <w:top w:val="none"/>
-          <w:bottom w:val="none"/>
-          <w:left w:val="none"/>
-          <w:right w:val="none"/>
-          <w:insideH w:val="none"/>
-          <w:insideV w:val="none"/>
-        </w:tblBorders>
-      </w:tblPr>
-      <w:tr>
-        <w:tc>
-          <w:p>
-            <w:pPr>
-              <w:jc w:val="center"/>
-              <w:spacing w:before="350" w:after="30"/>
-            </w:pPr>
-            <w:r>
-              <w:t>__________________________________</w:t>
-            </w:r>
-          </w:p>
-          <w:p>
-            <w:pPr>
-              <w:jc w:val="center"/>
-              <w:spacing w:after="20"/>
-            </w:pPr>
-            <w:r>
-              <w:rPr>
-                <w:b/>
-                <w:sz w:val="20"/>
-                <w:color w:val="0F172A"/>
-              </w:rPr>
-              <w:t>COMANDO ESTRATÉGICO MIGATO</w:t>
-            </w:r>
-          </w:p>
-          <w:p>
-            <w:pPr>
-              <w:jc w:val="center"/>
-              <w:spacing w:after="20"/>
-            </w:pPr>
-            <w:r>
-              <w:rPr>
-                <w:color w:val="64748B"/>
-                <w:sz w:val="17"/>
-              </w:rPr>
-              <w:t>Equipo Político y Territorial de El Gato Briceño</w:t>
-            </w:r>
-          </w:p>
-        </w:tc>
-        <w:tc>
-          <w:p>
-            <w:pPr>
-              <w:jc w:val="center"/>
-              <w:spacing w:before="350" w:after="30"/>
-            </w:pPr>
-            <w:r>
-              <w:t>__________________________________</w:t>
-            </w:r>
-          </w:p>
-          <w:p>
-            <w:pPr>
-              <w:jc w:val="center"/>
-              <w:spacing w:after="20"/>
-            </w:pPr>
-            <w:r>
-              <w:rPr>
-                <w:b/>
-                <w:sz w:val="20"/>
-                <w:color w:val="0F172A"/>
-              </w:rPr>
-              <w:t>RESPONSABLE TÉCNICO Y DESARROLLO</w:t>
-            </w:r>
-          </w:p>
-          <w:p>
-            <w:pPr>
-              <w:jc w:val="center"/>
-              <w:spacing w:after="20"/>
-            </w:pPr>
-            <w:r>
-              <w:rPr>
-                <w:color w:val="64748B"/>
-                <w:sz w:val="17"/>
-              </w:rPr>
-              <w:t>Equipo de Ingeniería de Sistemas Plataforma MIGATO</w:t>
-            </w:r>
-          </w:p>
-        </w:tc>
-      </w:tr>
-    </w:tbl>
+        <w:t>RECOMENDACIÓN FINAL: El Equipo Técnico de Sistemas y Arquitectura Digital recomienda formalmente a la Dirección General de MIGATO aprobar el presupuesto operativo de $294.00 USD anuales para proceder de inmediato con la contratación del servidor dedicado y el encendido formal de la Fase 1 del proyecto.</w:t>
+      </w:r>
+    </w:p>
+    <w:p>
+      <w:pPr>
+        <w:jc w:val="center"/>
+        <w:spacing w:before="360" w:after="40"/>
+      </w:pPr>
+      <w:r>
+        <w:rPr>
+          <w:b/>
+          <w:sz w:val="22"/>
+          <w:color w:val="0F172A"/>
+        </w:rPr>
+        <w:t>Documento técnico institucional elaborado y avalado por el</w:t>
+      </w:r>
+    </w:p>
+    <w:p>
+      <w:pPr>
+        <w:jc w:val="center"/>
+        <w:spacing w:after="40"/>
+      </w:pPr>
+      <w:r>
+        <w:rPr>
+          <w:b/>
+          <w:sz w:val="22"/>
+          <w:color w:val="0284C7"/>
+        </w:rPr>
+        <w:t>Equipo Técnico de Sistemas y Desarrollo de la Plataforma Territorial MIGATO</w:t>
+      </w:r>
+    </w:p>
+    <w:p>
+      <w:pPr>
+        <w:jc w:val="center"/>
+        <w:spacing w:after="140"/>
+      </w:pPr>
+      <w:r>
+        <w:rPr>
+          <w:sz w:val="20"/>
+          <w:color w:val="64748B"/>
+        </w:rPr>
+        <w:t>Maturín, Estado Monagas, República Bolivariana de Venezuela.</w:t>
+      </w:r>
+    </w:p>
     <w:sectPr>
+      <w:headerReference w:type="default" r:id="rIdHeader1"/>
       <w:headerReference w:type="first" r:id="rIdHeaderFirst"/>
-      <w:headerReference w:type="default" r:id="rIdHeader1"/>
+      <w:footerReference w:type="default" r:id="rIdFooter1"/>
       <w:footerReference w:type="first" r:id="rIdFooterFirst"/>
-      <w:footerReference w:type="default" r:id="rIdFooter1"/>
       <w:titlePg/>
       <w:pgSz w:w="12240" w:h="15840"/>
       <w:pgMar w:top="1440" w:right="1440" w:bottom="1440" w:left="1700" w:header="720" w:footer="720" w:gutter="0"/>
+      <w:cols w:space="720"/>
+      <w:docGrid w:linePitch="360"/>
     </w:sectPr>
   </w:body>
 </w:document>
@@ -1357,7 +1532,7 @@
               <w:color w:val="64748B"/>
               <w:i/>
             </w:rPr>
-            <w:t>Dictamen Técnico-Estratégico y Presupuesto • Sala de Mando El Gato Briceño</w:t>
+            <w:t>Informe Técnico y Propuesta de Factibilidad • Arquitectura MIGATO</w:t>
           </w:r>
         </w:p>
       </w:tc>
